--- a/lessons/8-5/downloads/reveal/teacher/8.5-homework-packet-level-1.docx
+++ b/lessons/8-5/downloads/reveal/teacher/8.5-homework-packet-level-1.docx
@@ -78,14 +78,15 @@
           <w:caps/>
           <w:color w:val="003A70"/>
           <w:spacing w:val="12"/>
-          <w:sz w:val="21"/>
+          <w:sz w:val="22"/>
           <w:szCs w:val="21"/>
         </w:rPr>
-        <w:t xml:space="preserve">Lesson 8-5  ·  Homework Packet  ·  Level 1  ·  Sheet 1 of 2</w:t>
+        <w:t xml:space="preserve">Lesson 8-5  ·  Homework Packet  ·  Supported  ·  Session 1 · pages 1–2</w:t>
       </w:r>
     </w:p>
     <w:p>
       <w:pPr>
+        <w:pStyle w:val="Heading1"/>
         <w:keepNext/>
         <w:spacing w:before="0" w:after="10" w:line="240" w:lineRule="auto"/>
       </w:pPr>
@@ -111,7 +112,7 @@
         <w:rPr>
           <w:rFonts w:ascii="Avenir Next" w:hAnsi="Avenir Next" w:cs="Avenir Next" w:eastAsia="Avenir Next"/>
           <w:color w:val="5A5F66"/>
-          <w:sz w:val="17"/>
+          <w:sz w:val="22"/>
           <w:szCs w:val="17"/>
         </w:rPr>
         <w:t xml:space="preserve">Maryland Standard 6.EE.B.8   ·   Learning target — I can graph an inequality on a number line using an open or a closed dot.</w:t>
@@ -158,6 +159,7 @@
           </w:tcPr>
           <w:p>
             <w:pPr>
+              <w:pStyle w:val="Heading2"/>
               <w:spacing w:before="0" w:after="40" w:line="264" w:lineRule="auto"/>
             </w:pPr>
             <w:r>
@@ -185,25 +187,25 @@
                 <w:rFonts w:ascii="Avenir Next" w:hAnsi="Avenir Next" w:cs="Avenir Next" w:eastAsia="Avenir Next"/>
                 <w:b/>
                 <w:color w:val="003A70"/>
+                <w:sz w:val="22"/>
+                <w:szCs w:val="18"/>
+              </w:rPr>
+              <w:t xml:space="preserve">•</w:t>
+            </w:r>
+            <w:r>
+              <w:rPr>
+                <w:rFonts w:ascii="Avenir Next" w:hAnsi="Avenir Next" w:cs="Avenir Next" w:eastAsia="Avenir Next"/>
+                <w:color w:val="1A1A1A"/>
                 <w:sz w:val="18"/>
                 <w:szCs w:val="18"/>
               </w:rPr>
-              <w:t xml:space="preserve">•</w:t>
-            </w:r>
-            <w:r>
-              <w:rPr>
-                <w:rFonts w:ascii="Avenir Next" w:hAnsi="Avenir Next" w:cs="Avenir Next" w:eastAsia="Avenir Next"/>
-                <w:color w:val="1A1A1A"/>
-                <w:sz w:val="18"/>
-                <w:szCs w:val="18"/>
-              </w:rPr>
               <w:tab/>
             </w:r>
             <w:r>
               <w:rPr>
                 <w:rFonts w:ascii="Avenir Next" w:hAnsi="Avenir Next" w:cs="Avenir Next" w:eastAsia="Avenir Next"/>
                 <w:color w:val="1A1A1A"/>
-                <w:sz w:val="18"/>
+                <w:sz w:val="22"/>
                 <w:szCs w:val="18"/>
               </w:rPr>
               <w:t xml:space="preserve">Use an </w:t>
@@ -213,7 +215,7 @@
                 <w:rFonts w:ascii="Avenir Next" w:hAnsi="Avenir Next" w:cs="Avenir Next" w:eastAsia="Avenir Next"/>
                 <w:b/>
                 <w:color w:val="1A1A1A"/>
-                <w:sz w:val="18"/>
+                <w:sz w:val="22"/>
                 <w:szCs w:val="18"/>
               </w:rPr>
               <w:t xml:space="preserve">open dot</w:t>
@@ -222,7 +224,7 @@
               <w:rPr>
                 <w:rFonts w:ascii="Avenir Next" w:hAnsi="Avenir Next" w:cs="Avenir Next" w:eastAsia="Avenir Next"/>
                 <w:color w:val="1A1A1A"/>
-                <w:sz w:val="18"/>
+                <w:sz w:val="22"/>
                 <w:szCs w:val="18"/>
               </w:rPr>
               <w:t xml:space="preserve"> for &lt; or &gt;. Use a </w:t>
@@ -232,7 +234,7 @@
                 <w:rFonts w:ascii="Avenir Next" w:hAnsi="Avenir Next" w:cs="Avenir Next" w:eastAsia="Avenir Next"/>
                 <w:b/>
                 <w:color w:val="1A1A1A"/>
-                <w:sz w:val="18"/>
+                <w:sz w:val="22"/>
                 <w:szCs w:val="18"/>
               </w:rPr>
               <w:t xml:space="preserve">closed dot</w:t>
@@ -241,7 +243,7 @@
               <w:rPr>
                 <w:rFonts w:ascii="Avenir Next" w:hAnsi="Avenir Next" w:cs="Avenir Next" w:eastAsia="Avenir Next"/>
                 <w:color w:val="1A1A1A"/>
-                <w:sz w:val="18"/>
+                <w:sz w:val="22"/>
                 <w:szCs w:val="18"/>
               </w:rPr>
               <w:t xml:space="preserve"> for ≤ or ≥.</w:t>
@@ -260,25 +262,25 @@
                 <w:rFonts w:ascii="Avenir Next" w:hAnsi="Avenir Next" w:cs="Avenir Next" w:eastAsia="Avenir Next"/>
                 <w:b/>
                 <w:color w:val="003A70"/>
+                <w:sz w:val="22"/>
+                <w:szCs w:val="18"/>
+              </w:rPr>
+              <w:t xml:space="preserve">•</w:t>
+            </w:r>
+            <w:r>
+              <w:rPr>
+                <w:rFonts w:ascii="Avenir Next" w:hAnsi="Avenir Next" w:cs="Avenir Next" w:eastAsia="Avenir Next"/>
+                <w:color w:val="1A1A1A"/>
                 <w:sz w:val="18"/>
                 <w:szCs w:val="18"/>
               </w:rPr>
-              <w:t xml:space="preserve">•</w:t>
-            </w:r>
-            <w:r>
-              <w:rPr>
-                <w:rFonts w:ascii="Avenir Next" w:hAnsi="Avenir Next" w:cs="Avenir Next" w:eastAsia="Avenir Next"/>
-                <w:color w:val="1A1A1A"/>
-                <w:sz w:val="18"/>
-                <w:szCs w:val="18"/>
-              </w:rPr>
               <w:tab/>
             </w:r>
             <w:r>
               <w:rPr>
                 <w:rFonts w:ascii="Avenir Next" w:hAnsi="Avenir Next" w:cs="Avenir Next" w:eastAsia="Avenir Next"/>
                 <w:color w:val="1A1A1A"/>
-                <w:sz w:val="18"/>
+                <w:sz w:val="22"/>
                 <w:szCs w:val="18"/>
               </w:rPr>
               <w:t xml:space="preserve">Draw the arrow toward the solutions. The dot depends on the </w:t>
@@ -288,7 +290,7 @@
                 <w:rFonts w:ascii="Avenir Next" w:hAnsi="Avenir Next" w:cs="Avenir Next" w:eastAsia="Avenir Next"/>
                 <w:b/>
                 <w:color w:val="1A1A1A"/>
-                <w:sz w:val="18"/>
+                <w:sz w:val="22"/>
                 <w:szCs w:val="18"/>
               </w:rPr>
               <w:t xml:space="preserve">symbol</w:t>
@@ -297,7 +299,7 @@
               <w:rPr>
                 <w:rFonts w:ascii="Avenir Next" w:hAnsi="Avenir Next" w:cs="Avenir Next" w:eastAsia="Avenir Next"/>
                 <w:color w:val="1A1A1A"/>
-                <w:sz w:val="18"/>
+                <w:sz w:val="22"/>
                 <w:szCs w:val="18"/>
               </w:rPr>
               <w:t xml:space="preserve">, not on the sign of the number.</w:t>
@@ -316,25 +318,25 @@
                 <w:rFonts w:ascii="Avenir Next" w:hAnsi="Avenir Next" w:cs="Avenir Next" w:eastAsia="Avenir Next"/>
                 <w:b/>
                 <w:color w:val="003A70"/>
+                <w:sz w:val="22"/>
+                <w:szCs w:val="18"/>
+              </w:rPr>
+              <w:t xml:space="preserve">•</w:t>
+            </w:r>
+            <w:r>
+              <w:rPr>
+                <w:rFonts w:ascii="Avenir Next" w:hAnsi="Avenir Next" w:cs="Avenir Next" w:eastAsia="Avenir Next"/>
+                <w:color w:val="1A1A1A"/>
                 <w:sz w:val="18"/>
                 <w:szCs w:val="18"/>
               </w:rPr>
-              <w:t xml:space="preserve">•</w:t>
-            </w:r>
-            <w:r>
-              <w:rPr>
-                <w:rFonts w:ascii="Avenir Next" w:hAnsi="Avenir Next" w:cs="Avenir Next" w:eastAsia="Avenir Next"/>
-                <w:color w:val="1A1A1A"/>
-                <w:sz w:val="18"/>
-                <w:szCs w:val="18"/>
-              </w:rPr>
               <w:tab/>
             </w:r>
             <w:r>
               <w:rPr>
                 <w:rFonts w:ascii="Avenir Next" w:hAnsi="Avenir Next" w:cs="Avenir Next" w:eastAsia="Avenir Next"/>
                 <w:color w:val="1A1A1A"/>
-                <w:sz w:val="18"/>
+                <w:sz w:val="22"/>
                 <w:szCs w:val="18"/>
               </w:rPr>
               <w:t xml:space="preserve">Test a number under your arrow. It should make the inequality true.</w:t>
@@ -349,6 +351,7 @@
           </w:tcPr>
           <w:p>
             <w:pPr>
+              <w:pStyle w:val="Heading2"/>
               <w:spacing w:before="0" w:after="40" w:line="264" w:lineRule="auto"/>
             </w:pPr>
             <w:r>
@@ -371,7 +374,7 @@
               <w:rPr>
                 <w:rFonts w:ascii="Avenir Next" w:hAnsi="Avenir Next" w:cs="Avenir Next" w:eastAsia="Avenir Next"/>
                 <w:color w:val="1A1A1A"/>
-                <w:sz w:val="17"/>
+                <w:sz w:val="22"/>
                 <w:szCs w:val="17"/>
               </w:rPr>
               <w:t xml:space="preserve">Graph </w:t>
@@ -381,7 +384,7 @@
                 <w:rFonts w:ascii="Avenir Next" w:hAnsi="Avenir Next" w:cs="Avenir Next" w:eastAsia="Avenir Next"/>
                 <w:i/>
                 <w:color w:val="1A1A1A"/>
-                <w:sz w:val="17"/>
+                <w:sz w:val="22"/>
                 <w:szCs w:val="17"/>
               </w:rPr>
               <w:t xml:space="preserve">y</w:t>
@@ -390,7 +393,7 @@
               <w:rPr>
                 <w:rFonts w:ascii="Avenir Next" w:hAnsi="Avenir Next" w:cs="Avenir Next" w:eastAsia="Avenir Next"/>
                 <w:color w:val="1A1A1A"/>
-                <w:sz w:val="17"/>
+                <w:sz w:val="22"/>
                 <w:szCs w:val="17"/>
               </w:rPr>
               <w:t xml:space="preserve"> &gt; −2.</w:t>
@@ -405,7 +408,7 @@
               <w:drawing>
                 <wp:inline distT="0" distB="0" distL="0" distR="0">
                   <wp:extent cx="2377440" cy="263216"/>
-                  <wp:docPr id="1" name="Figure 1"/>
+                  <wp:docPr id="1" name="Figure 1" descr="Number line from -5 to 3, ticks every 1. Ray: from: -2; dir: right; open: True."/>
                   <a:graphic xmlns:a="http://schemas.openxmlformats.org/drawingml/2006/main">
                     <a:graphicData uri="http://schemas.openxmlformats.org/drawingml/2006/picture">
                       <pic:pic xmlns:pic="http://schemas.openxmlformats.org/drawingml/2006/picture">
@@ -448,25 +451,25 @@
                 <w:rFonts w:ascii="Avenir Next" w:hAnsi="Avenir Next" w:cs="Avenir Next" w:eastAsia="Avenir Next"/>
                 <w:b/>
                 <w:color w:val="003A70"/>
+                <w:sz w:val="22"/>
+                <w:szCs w:val="17"/>
+              </w:rPr>
+              <w:t xml:space="preserve">Step 1</w:t>
+            </w:r>
+            <w:r>
+              <w:rPr>
+                <w:rFonts w:ascii="Avenir Next" w:hAnsi="Avenir Next" w:cs="Avenir Next" w:eastAsia="Avenir Next"/>
+                <w:color w:val="1A1A1A"/>
                 <w:sz w:val="17"/>
                 <w:szCs w:val="17"/>
               </w:rPr>
-              <w:t xml:space="preserve">Step 1</w:t>
-            </w:r>
-            <w:r>
-              <w:rPr>
-                <w:rFonts w:ascii="Avenir Next" w:hAnsi="Avenir Next" w:cs="Avenir Next" w:eastAsia="Avenir Next"/>
-                <w:color w:val="1A1A1A"/>
-                <w:sz w:val="17"/>
-                <w:szCs w:val="17"/>
-              </w:rPr>
               <w:tab/>
             </w:r>
             <w:r>
               <w:rPr>
                 <w:rFonts w:ascii="Avenir Next" w:hAnsi="Avenir Next" w:cs="Avenir Next" w:eastAsia="Avenir Next"/>
                 <w:color w:val="1A1A1A"/>
-                <w:sz w:val="17"/>
+                <w:sz w:val="22"/>
                 <w:szCs w:val="17"/>
               </w:rPr>
               <w:t xml:space="preserve">&gt; does not include −2, so draw an open dot at −2.</w:t>
@@ -485,25 +488,25 @@
                 <w:rFonts w:ascii="Avenir Next" w:hAnsi="Avenir Next" w:cs="Avenir Next" w:eastAsia="Avenir Next"/>
                 <w:b/>
                 <w:color w:val="003A70"/>
+                <w:sz w:val="22"/>
+                <w:szCs w:val="17"/>
+              </w:rPr>
+              <w:t xml:space="preserve">Step 2</w:t>
+            </w:r>
+            <w:r>
+              <w:rPr>
+                <w:rFonts w:ascii="Avenir Next" w:hAnsi="Avenir Next" w:cs="Avenir Next" w:eastAsia="Avenir Next"/>
+                <w:color w:val="1A1A1A"/>
                 <w:sz w:val="17"/>
                 <w:szCs w:val="17"/>
               </w:rPr>
-              <w:t xml:space="preserve">Step 2</w:t>
-            </w:r>
-            <w:r>
-              <w:rPr>
-                <w:rFonts w:ascii="Avenir Next" w:hAnsi="Avenir Next" w:cs="Avenir Next" w:eastAsia="Avenir Next"/>
-                <w:color w:val="1A1A1A"/>
-                <w:sz w:val="17"/>
-                <w:szCs w:val="17"/>
-              </w:rPr>
               <w:tab/>
             </w:r>
             <w:r>
               <w:rPr>
                 <w:rFonts w:ascii="Avenir Next" w:hAnsi="Avenir Next" w:cs="Avenir Next" w:eastAsia="Avenir Next"/>
                 <w:color w:val="1A1A1A"/>
-                <w:sz w:val="17"/>
+                <w:sz w:val="22"/>
                 <w:szCs w:val="17"/>
               </w:rPr>
               <w:t xml:space="preserve">Solutions are greater, so the arrow points right.</w:t>
@@ -522,18 +525,18 @@
                 <w:rFonts w:ascii="Avenir Next" w:hAnsi="Avenir Next" w:cs="Avenir Next" w:eastAsia="Avenir Next"/>
                 <w:b/>
                 <w:color w:val="1A1A1A"/>
+                <w:sz w:val="22"/>
+                <w:szCs w:val="17"/>
+              </w:rPr>
+              <w:t xml:space="preserve">Answer</w:t>
+            </w:r>
+            <w:r>
+              <w:rPr>
+                <w:rFonts w:ascii="Avenir Next" w:hAnsi="Avenir Next" w:cs="Avenir Next" w:eastAsia="Avenir Next"/>
+                <w:color w:val="1A1A1A"/>
                 <w:sz w:val="17"/>
                 <w:szCs w:val="17"/>
               </w:rPr>
-              <w:t xml:space="preserve">Answer</w:t>
-            </w:r>
-            <w:r>
-              <w:rPr>
-                <w:rFonts w:ascii="Avenir Next" w:hAnsi="Avenir Next" w:cs="Avenir Next" w:eastAsia="Avenir Next"/>
-                <w:color w:val="1A1A1A"/>
-                <w:sz w:val="17"/>
-                <w:szCs w:val="17"/>
-              </w:rPr>
               <w:tab/>
             </w:r>
             <w:r>
@@ -541,7 +544,7 @@
                 <w:rFonts w:ascii="Avenir Next" w:hAnsi="Avenir Next" w:cs="Avenir Next" w:eastAsia="Avenir Next"/>
                 <w:b/>
                 <w:color w:val="1A1A1A"/>
-                <w:sz w:val="17"/>
+                <w:sz w:val="22"/>
                 <w:szCs w:val="17"/>
               </w:rPr>
               <w:t xml:space="preserve">Open dot at −2, arrow right</w:t>
@@ -591,6 +594,7 @@
           </w:tcPr>
           <w:p>
             <w:pPr>
+              <w:pStyle w:val="Heading2"/>
               <w:spacing w:before="0" w:after="40" w:line="264" w:lineRule="auto"/>
             </w:pPr>
             <w:r>
@@ -614,7 +618,7 @@
                 <w:rFonts w:ascii="Avenir Next" w:hAnsi="Avenir Next" w:cs="Avenir Next" w:eastAsia="Avenir Next"/>
                 <w:b/>
                 <w:color w:val="1A1A1A"/>
-                <w:sz w:val="21"/>
+                <w:sz w:val="22"/>
                 <w:szCs w:val="21"/>
               </w:rPr>
               <w:t xml:space="preserve">open dot</w:t>
@@ -623,7 +627,7 @@
               <w:rPr>
                 <w:rFonts w:ascii="Avenir Next" w:hAnsi="Avenir Next" w:cs="Avenir Next" w:eastAsia="Avenir Next"/>
                 <w:color w:val="5A5F66"/>
-                <w:sz w:val="21"/>
+                <w:sz w:val="22"/>
                 <w:szCs w:val="21"/>
               </w:rPr>
               <w:t xml:space="preserve"> — </w:t>
@@ -632,7 +636,7 @@
               <w:rPr>
                 <w:rFonts w:ascii="Avenir Next" w:hAnsi="Avenir Next" w:cs="Avenir Next" w:eastAsia="Avenir Next"/>
                 <w:color w:val="1A1A1A"/>
-                <w:sz w:val="21"/>
+                <w:sz w:val="22"/>
                 <w:szCs w:val="21"/>
               </w:rPr>
               <w:t xml:space="preserve">the number is NOT a solution (&lt; or &gt;)</w:t>
@@ -647,7 +651,7 @@
                 <w:rFonts w:ascii="Avenir Next" w:hAnsi="Avenir Next" w:cs="Avenir Next" w:eastAsia="Avenir Next"/>
                 <w:b/>
                 <w:color w:val="1A1A1A"/>
-                <w:sz w:val="21"/>
+                <w:sz w:val="22"/>
                 <w:szCs w:val="21"/>
               </w:rPr>
               <w:t xml:space="preserve">closed dot</w:t>
@@ -656,7 +660,7 @@
               <w:rPr>
                 <w:rFonts w:ascii="Avenir Next" w:hAnsi="Avenir Next" w:cs="Avenir Next" w:eastAsia="Avenir Next"/>
                 <w:color w:val="5A5F66"/>
-                <w:sz w:val="21"/>
+                <w:sz w:val="22"/>
                 <w:szCs w:val="21"/>
               </w:rPr>
               <w:t xml:space="preserve"> — </w:t>
@@ -665,7 +669,7 @@
               <w:rPr>
                 <w:rFonts w:ascii="Avenir Next" w:hAnsi="Avenir Next" w:cs="Avenir Next" w:eastAsia="Avenir Next"/>
                 <w:color w:val="1A1A1A"/>
-                <w:sz w:val="21"/>
+                <w:sz w:val="22"/>
                 <w:szCs w:val="21"/>
               </w:rPr>
               <w:t xml:space="preserve">the number IS a solution (≤ or ≥)</w:t>
@@ -691,7 +695,7 @@
                 <w:rFonts w:ascii="Avenir Next" w:hAnsi="Avenir Next" w:cs="Avenir Next" w:eastAsia="Avenir Next"/>
                 <w:b/>
                 <w:color w:val="1A1A1A"/>
-                <w:sz w:val="21"/>
+                <w:sz w:val="22"/>
                 <w:szCs w:val="21"/>
               </w:rPr>
               <w:t xml:space="preserve">at least</w:t>
@@ -700,7 +704,7 @@
               <w:rPr>
                 <w:rFonts w:ascii="Avenir Next" w:hAnsi="Avenir Next" w:cs="Avenir Next" w:eastAsia="Avenir Next"/>
                 <w:color w:val="5A5F66"/>
-                <w:sz w:val="21"/>
+                <w:sz w:val="22"/>
                 <w:szCs w:val="21"/>
               </w:rPr>
               <w:t xml:space="preserve"> — </w:t>
@@ -709,7 +713,7 @@
               <w:rPr>
                 <w:rFonts w:ascii="Avenir Next" w:hAnsi="Avenir Next" w:cs="Avenir Next" w:eastAsia="Avenir Next"/>
                 <w:color w:val="1A1A1A"/>
-                <w:sz w:val="21"/>
+                <w:sz w:val="22"/>
                 <w:szCs w:val="21"/>
               </w:rPr>
               <w:t xml:space="preserve">that number or more (≥)</w:t>
@@ -724,7 +728,7 @@
                 <w:rFonts w:ascii="Avenir Next" w:hAnsi="Avenir Next" w:cs="Avenir Next" w:eastAsia="Avenir Next"/>
                 <w:b/>
                 <w:color w:val="1A1A1A"/>
-                <w:sz w:val="21"/>
+                <w:sz w:val="22"/>
                 <w:szCs w:val="21"/>
               </w:rPr>
               <w:t xml:space="preserve">arrow</w:t>
@@ -733,7 +737,7 @@
               <w:rPr>
                 <w:rFonts w:ascii="Avenir Next" w:hAnsi="Avenir Next" w:cs="Avenir Next" w:eastAsia="Avenir Next"/>
                 <w:color w:val="5A5F66"/>
-                <w:sz w:val="21"/>
+                <w:sz w:val="22"/>
                 <w:szCs w:val="21"/>
               </w:rPr>
               <w:t xml:space="preserve"> — </w:t>
@@ -742,7 +746,7 @@
               <w:rPr>
                 <w:rFonts w:ascii="Avenir Next" w:hAnsi="Avenir Next" w:cs="Avenir Next" w:eastAsia="Avenir Next"/>
                 <w:color w:val="1A1A1A"/>
-                <w:sz w:val="21"/>
+                <w:sz w:val="22"/>
                 <w:szCs w:val="21"/>
               </w:rPr>
               <w:t xml:space="preserve">points to all the numbers that work</w:t>
@@ -753,6 +757,7 @@
     </w:tbl>
     <w:p>
       <w:pPr>
+        <w:pStyle w:val="Heading2"/>
         <w:keepNext/>
         <w:pBdr>
           <w:bottom w:val="single" w:sz="8" w:space="3" w:color="003A70"/>
@@ -768,7 +773,7 @@
           <w:b/>
           <w:color w:val="003A70"/>
           <w:spacing w:val="14"/>
-          <w:sz w:val="21"/>
+          <w:sz w:val="22"/>
           <w:szCs w:val="21"/>
         </w:rPr>
         <w:t xml:space="preserve">PRACTICE</w:t>
@@ -787,7 +792,7 @@
           <w:rFonts w:ascii="Avenir Next" w:hAnsi="Avenir Next" w:cs="Avenir Next" w:eastAsia="Avenir Next"/>
           <w:i/>
           <w:color w:val="5A5F66"/>
-          <w:sz w:val="17"/>
+          <w:sz w:val="22"/>
           <w:szCs w:val="17"/>
         </w:rPr>
         <w:t xml:space="preserve">use the number lines · show your work</w:t>
@@ -883,25 +888,25 @@
                 <w:rFonts w:ascii="Avenir Next" w:hAnsi="Avenir Next" w:cs="Avenir Next" w:eastAsia="Avenir Next"/>
                 <w:b/>
                 <w:color w:val="003A70"/>
+                <w:sz w:val="22"/>
+                <w:szCs w:val="18"/>
+              </w:rPr>
+              <w:t xml:space="preserve">Step 1</w:t>
+            </w:r>
+            <w:r>
+              <w:rPr>
+                <w:rFonts w:ascii="Avenir Next" w:hAnsi="Avenir Next" w:cs="Avenir Next" w:eastAsia="Avenir Next"/>
+                <w:color w:val="1A1A1A"/>
                 <w:sz w:val="18"/>
                 <w:szCs w:val="18"/>
               </w:rPr>
-              <w:t xml:space="preserve">Step 1</w:t>
-            </w:r>
-            <w:r>
-              <w:rPr>
-                <w:rFonts w:ascii="Avenir Next" w:hAnsi="Avenir Next" w:cs="Avenir Next" w:eastAsia="Avenir Next"/>
-                <w:color w:val="1A1A1A"/>
-                <w:sz w:val="18"/>
-                <w:szCs w:val="18"/>
-              </w:rPr>
               <w:tab/>
             </w:r>
             <w:r>
               <w:rPr>
                 <w:rFonts w:ascii="Avenir Next" w:hAnsi="Avenir Next" w:cs="Avenir Next" w:eastAsia="Avenir Next"/>
                 <w:color w:val="1A1A1A"/>
-                <w:sz w:val="21"/>
+                <w:sz w:val="22"/>
                 <w:szCs w:val="21"/>
               </w:rPr>
               <w:t xml:space="preserve">Look at the symbol: &lt; or &gt; means open; ≤ or ≥ means closed.</w:t>
@@ -921,25 +926,25 @@
                 <w:rFonts w:ascii="Avenir Next" w:hAnsi="Avenir Next" w:cs="Avenir Next" w:eastAsia="Avenir Next"/>
                 <w:b/>
                 <w:color w:val="003A70"/>
+                <w:sz w:val="22"/>
+                <w:szCs w:val="18"/>
+              </w:rPr>
+              <w:t xml:space="preserve">Step 2</w:t>
+            </w:r>
+            <w:r>
+              <w:rPr>
+                <w:rFonts w:ascii="Avenir Next" w:hAnsi="Avenir Next" w:cs="Avenir Next" w:eastAsia="Avenir Next"/>
+                <w:color w:val="1A1A1A"/>
                 <w:sz w:val="18"/>
                 <w:szCs w:val="18"/>
               </w:rPr>
-              <w:t xml:space="preserve">Step 2</w:t>
-            </w:r>
-            <w:r>
-              <w:rPr>
-                <w:rFonts w:ascii="Avenir Next" w:hAnsi="Avenir Next" w:cs="Avenir Next" w:eastAsia="Avenir Next"/>
-                <w:color w:val="1A1A1A"/>
-                <w:sz w:val="18"/>
-                <w:szCs w:val="18"/>
-              </w:rPr>
               <w:tab/>
             </w:r>
             <w:r>
               <w:rPr>
                 <w:rFonts w:ascii="Avenir Next" w:hAnsi="Avenir Next" w:cs="Avenir Next" w:eastAsia="Avenir Next"/>
                 <w:color w:val="1A1A1A"/>
-                <w:sz w:val="21"/>
+                <w:sz w:val="22"/>
                 <w:szCs w:val="21"/>
               </w:rPr>
               <w:t xml:space="preserve">Greater (&gt; or ≥) points right. Less (&lt; or ≤) points left.</w:t>
@@ -1694,25 +1699,25 @@
                 <w:rFonts w:ascii="Avenir Next" w:hAnsi="Avenir Next" w:cs="Avenir Next" w:eastAsia="Avenir Next"/>
                 <w:b/>
                 <w:color w:val="003A70"/>
+                <w:sz w:val="22"/>
+                <w:szCs w:val="18"/>
+              </w:rPr>
+              <w:t xml:space="preserve">Step 1</w:t>
+            </w:r>
+            <w:r>
+              <w:rPr>
+                <w:rFonts w:ascii="Avenir Next" w:hAnsi="Avenir Next" w:cs="Avenir Next" w:eastAsia="Avenir Next"/>
+                <w:color w:val="1A1A1A"/>
                 <w:sz w:val="18"/>
                 <w:szCs w:val="18"/>
               </w:rPr>
-              <w:t xml:space="preserve">Step 1</w:t>
-            </w:r>
-            <w:r>
-              <w:rPr>
-                <w:rFonts w:ascii="Avenir Next" w:hAnsi="Avenir Next" w:cs="Avenir Next" w:eastAsia="Avenir Next"/>
-                <w:color w:val="1A1A1A"/>
-                <w:sz w:val="18"/>
-                <w:szCs w:val="18"/>
-              </w:rPr>
               <w:tab/>
             </w:r>
             <w:r>
               <w:rPr>
                 <w:rFonts w:ascii="Avenir Next" w:hAnsi="Avenir Next" w:cs="Avenir Next" w:eastAsia="Avenir Next"/>
                 <w:color w:val="1A1A1A"/>
-                <w:sz w:val="21"/>
+                <w:sz w:val="22"/>
                 <w:szCs w:val="21"/>
               </w:rPr>
               <w:t xml:space="preserve">Find −1 on the number line.</w:t>
@@ -1732,25 +1737,25 @@
                 <w:rFonts w:ascii="Avenir Next" w:hAnsi="Avenir Next" w:cs="Avenir Next" w:eastAsia="Avenir Next"/>
                 <w:b/>
                 <w:color w:val="003A70"/>
+                <w:sz w:val="22"/>
+                <w:szCs w:val="18"/>
+              </w:rPr>
+              <w:t xml:space="preserve">Step 2</w:t>
+            </w:r>
+            <w:r>
+              <w:rPr>
+                <w:rFonts w:ascii="Avenir Next" w:hAnsi="Avenir Next" w:cs="Avenir Next" w:eastAsia="Avenir Next"/>
+                <w:color w:val="1A1A1A"/>
                 <w:sz w:val="18"/>
                 <w:szCs w:val="18"/>
               </w:rPr>
-              <w:t xml:space="preserve">Step 2</w:t>
-            </w:r>
-            <w:r>
-              <w:rPr>
-                <w:rFonts w:ascii="Avenir Next" w:hAnsi="Avenir Next" w:cs="Avenir Next" w:eastAsia="Avenir Next"/>
-                <w:color w:val="1A1A1A"/>
-                <w:sz w:val="18"/>
-                <w:szCs w:val="18"/>
-              </w:rPr>
               <w:tab/>
             </w:r>
             <w:r>
               <w:rPr>
                 <w:rFonts w:ascii="Avenir Next" w:hAnsi="Avenir Next" w:cs="Avenir Next" w:eastAsia="Avenir Next"/>
                 <w:color w:val="1A1A1A"/>
-                <w:sz w:val="21"/>
+                <w:sz w:val="22"/>
                 <w:szCs w:val="21"/>
               </w:rPr>
               <w:t xml:space="preserve">≤ includes −1, so choose the dot.</w:t>
@@ -1770,25 +1775,25 @@
                 <w:rFonts w:ascii="Avenir Next" w:hAnsi="Avenir Next" w:cs="Avenir Next" w:eastAsia="Avenir Next"/>
                 <w:b/>
                 <w:color w:val="003A70"/>
+                <w:sz w:val="22"/>
+                <w:szCs w:val="18"/>
+              </w:rPr>
+              <w:t xml:space="preserve">Step 3</w:t>
+            </w:r>
+            <w:r>
+              <w:rPr>
+                <w:rFonts w:ascii="Avenir Next" w:hAnsi="Avenir Next" w:cs="Avenir Next" w:eastAsia="Avenir Next"/>
+                <w:color w:val="1A1A1A"/>
                 <w:sz w:val="18"/>
                 <w:szCs w:val="18"/>
               </w:rPr>
-              <w:t xml:space="preserve">Step 3</w:t>
-            </w:r>
-            <w:r>
-              <w:rPr>
-                <w:rFonts w:ascii="Avenir Next" w:hAnsi="Avenir Next" w:cs="Avenir Next" w:eastAsia="Avenir Next"/>
-                <w:color w:val="1A1A1A"/>
-                <w:sz w:val="18"/>
-                <w:szCs w:val="18"/>
-              </w:rPr>
               <w:tab/>
             </w:r>
             <w:r>
               <w:rPr>
                 <w:rFonts w:ascii="Avenir Next" w:hAnsi="Avenir Next" w:cs="Avenir Next" w:eastAsia="Avenir Next"/>
                 <w:color w:val="1A1A1A"/>
-                <w:sz w:val="21"/>
+                <w:sz w:val="22"/>
                 <w:szCs w:val="21"/>
               </w:rPr>
               <w:t xml:space="preserve">Shade toward the numbers that are less.</w:t>
@@ -1804,7 +1809,7 @@
               <w:drawing>
                 <wp:inline distT="0" distB="0" distL="0" distR="0">
                   <wp:extent cx="3657600" cy="404948"/>
-                  <wp:docPr id="2" name="Figure 2"/>
+                  <wp:docPr id="2" name="Figure 2" descr="Number line from -5 to 5, ticks every 1."/>
                   <a:graphic xmlns:a="http://schemas.openxmlformats.org/drawingml/2006/main">
                     <a:graphicData uri="http://schemas.openxmlformats.org/drawingml/2006/picture">
                       <pic:pic xmlns:pic="http://schemas.openxmlformats.org/drawingml/2006/picture">
@@ -1847,7 +1852,7 @@
                 <w:rFonts w:ascii="Avenir Next" w:hAnsi="Avenir Next" w:cs="Avenir Next" w:eastAsia="Avenir Next"/>
                 <w:b/>
                 <w:color w:val="1A1A1A"/>
-                <w:sz w:val="18"/>
+                <w:sz w:val="22"/>
                 <w:szCs w:val="18"/>
               </w:rPr>
               <w:t xml:space="preserve">One solution</w:t>
@@ -2008,25 +2013,25 @@
                 <w:rFonts w:ascii="Avenir Next" w:hAnsi="Avenir Next" w:cs="Avenir Next" w:eastAsia="Avenir Next"/>
                 <w:b/>
                 <w:color w:val="003A70"/>
+                <w:sz w:val="22"/>
+                <w:szCs w:val="18"/>
+              </w:rPr>
+              <w:t xml:space="preserve">Step 1</w:t>
+            </w:r>
+            <w:r>
+              <w:rPr>
+                <w:rFonts w:ascii="Avenir Next" w:hAnsi="Avenir Next" w:cs="Avenir Next" w:eastAsia="Avenir Next"/>
+                <w:color w:val="1A1A1A"/>
                 <w:sz w:val="18"/>
                 <w:szCs w:val="18"/>
               </w:rPr>
-              <w:t xml:space="preserve">Step 1</w:t>
-            </w:r>
-            <w:r>
-              <w:rPr>
-                <w:rFonts w:ascii="Avenir Next" w:hAnsi="Avenir Next" w:cs="Avenir Next" w:eastAsia="Avenir Next"/>
-                <w:color w:val="1A1A1A"/>
-                <w:sz w:val="18"/>
-                <w:szCs w:val="18"/>
-              </w:rPr>
               <w:tab/>
             </w:r>
             <w:r>
               <w:rPr>
                 <w:rFonts w:ascii="Avenir Next" w:hAnsi="Avenir Next" w:cs="Avenir Next" w:eastAsia="Avenir Next"/>
                 <w:color w:val="1A1A1A"/>
-                <w:sz w:val="21"/>
+                <w:sz w:val="22"/>
                 <w:szCs w:val="21"/>
               </w:rPr>
               <w:t xml:space="preserve">“At least 10” means 10 or more.</w:t>
@@ -2046,25 +2051,25 @@
                 <w:rFonts w:ascii="Avenir Next" w:hAnsi="Avenir Next" w:cs="Avenir Next" w:eastAsia="Avenir Next"/>
                 <w:b/>
                 <w:color w:val="003A70"/>
+                <w:sz w:val="22"/>
+                <w:szCs w:val="18"/>
+              </w:rPr>
+              <w:t xml:space="preserve">Step 2</w:t>
+            </w:r>
+            <w:r>
+              <w:rPr>
+                <w:rFonts w:ascii="Avenir Next" w:hAnsi="Avenir Next" w:cs="Avenir Next" w:eastAsia="Avenir Next"/>
+                <w:color w:val="1A1A1A"/>
                 <w:sz w:val="18"/>
                 <w:szCs w:val="18"/>
               </w:rPr>
-              <w:t xml:space="preserve">Step 2</w:t>
-            </w:r>
-            <w:r>
-              <w:rPr>
-                <w:rFonts w:ascii="Avenir Next" w:hAnsi="Avenir Next" w:cs="Avenir Next" w:eastAsia="Avenir Next"/>
-                <w:color w:val="1A1A1A"/>
-                <w:sz w:val="18"/>
-                <w:szCs w:val="18"/>
-              </w:rPr>
               <w:tab/>
             </w:r>
             <w:r>
               <w:rPr>
                 <w:rFonts w:ascii="Avenir Next" w:hAnsi="Avenir Next" w:cs="Avenir Next" w:eastAsia="Avenir Next"/>
                 <w:color w:val="1A1A1A"/>
-                <w:sz w:val="21"/>
+                <w:sz w:val="22"/>
                 <w:szCs w:val="21"/>
               </w:rPr>
               <w:t xml:space="preserve">Draw the dot at 10, then the arrow.</w:t>
@@ -2080,7 +2085,7 @@
               <w:drawing>
                 <wp:inline distT="0" distB="0" distL="0" distR="0">
                   <wp:extent cx="3657600" cy="404948"/>
-                  <wp:docPr id="3" name="Figure 3"/>
+                  <wp:docPr id="3" name="Figure 3" descr="Number line from 5 to 15, ticks every 1."/>
                   <a:graphic xmlns:a="http://schemas.openxmlformats.org/drawingml/2006/main">
                     <a:graphicData uri="http://schemas.openxmlformats.org/drawingml/2006/picture">
                       <pic:pic xmlns:pic="http://schemas.openxmlformats.org/drawingml/2006/picture">
@@ -2123,7 +2128,7 @@
                 <w:rFonts w:ascii="Avenir Next" w:hAnsi="Avenir Next" w:cs="Avenir Next" w:eastAsia="Avenir Next"/>
                 <w:b/>
                 <w:color w:val="1A1A1A"/>
-                <w:sz w:val="18"/>
+                <w:sz w:val="22"/>
                 <w:szCs w:val="18"/>
               </w:rPr>
               <w:t xml:space="preserve">Inequality</w:t>
@@ -2262,7 +2267,7 @@
                 <w:rFonts w:ascii="Avenir Next" w:hAnsi="Avenir Next" w:cs="Avenir Next" w:eastAsia="Avenir Next"/>
                 <w:b/>
                 <w:color w:val="003A70"/>
-                <w:sz w:val="17"/>
+                <w:sz w:val="22"/>
                 <w:szCs w:val="17"/>
               </w:rPr>
               <w:t xml:space="preserve">Frame  </w:t>
@@ -2272,67 +2277,67 @@
                 <w:rFonts w:ascii="Avenir Next" w:hAnsi="Avenir Next" w:cs="Avenir Next" w:eastAsia="Avenir Next"/>
                 <w:i/>
                 <w:color w:val="1A1A1A"/>
+                <w:sz w:val="22"/>
+                <w:szCs w:val="18"/>
+              </w:rPr>
+              <w:t xml:space="preserve">The graph shows </w:t>
+            </w:r>
+            <w:r>
+              <w:rPr>
+                <w:rFonts w:ascii="Avenir Next" w:hAnsi="Avenir Next" w:cs="Avenir Next" w:eastAsia="Avenir Next"/>
+                <w:i/>
+                <w:color w:val="1A1A1A"/>
+                <w:sz w:val="22"/>
+                <w:szCs w:val="18"/>
+              </w:rPr>
+              <w:t xml:space="preserve">m</w:t>
+            </w:r>
+            <w:r>
+              <w:rPr>
+                <w:rFonts w:ascii="Avenir Next" w:hAnsi="Avenir Next" w:cs="Avenir Next" w:eastAsia="Avenir Next"/>
+                <w:i/>
+                <w:color w:val="1A1A1A"/>
                 <w:sz w:val="18"/>
                 <w:szCs w:val="18"/>
               </w:rPr>
-              <w:t xml:space="preserve">The graph shows </w:t>
+              <w:t xml:space="preserve"> </w:t>
+            </w:r>
+            <w:r>
+              <w:rPr>
+                <w:rFonts w:ascii="Avenir Next" w:hAnsi="Avenir Next" w:cs="Avenir Next" w:eastAsia="Avenir Next"/>
+                <w:color w:val="1A1A1A"/>
+                <w:sz w:val="18"/>
+                <w:szCs w:val="18"/>
+                <w:u w:val="single"/>
+              </w:rPr>
+              <w:t xml:space="preserve">      </w:t>
             </w:r>
             <w:r>
               <w:rPr>
                 <w:rFonts w:ascii="Avenir Next" w:hAnsi="Avenir Next" w:cs="Avenir Next" w:eastAsia="Avenir Next"/>
                 <w:i/>
                 <w:color w:val="1A1A1A"/>
+                <w:sz w:val="22"/>
+                <w:szCs w:val="18"/>
+              </w:rPr>
+              <w:t xml:space="preserve"> 6. A real situation is </w:t>
+            </w:r>
+            <w:r>
+              <w:rPr>
+                <w:rFonts w:ascii="Avenir Next" w:hAnsi="Avenir Next" w:cs="Avenir Next" w:eastAsia="Avenir Next"/>
+                <w:color w:val="1A1A1A"/>
                 <w:sz w:val="18"/>
                 <w:szCs w:val="18"/>
-              </w:rPr>
-              <w:t xml:space="preserve">m</w:t>
+                <w:u w:val="single"/>
+              </w:rPr>
+              <w:t xml:space="preserve">      </w:t>
             </w:r>
             <w:r>
               <w:rPr>
                 <w:rFonts w:ascii="Avenir Next" w:hAnsi="Avenir Next" w:cs="Avenir Next" w:eastAsia="Avenir Next"/>
                 <w:i/>
                 <w:color w:val="1A1A1A"/>
-                <w:sz w:val="18"/>
-                <w:szCs w:val="18"/>
-              </w:rPr>
-              <w:t xml:space="preserve"> </w:t>
-            </w:r>
-            <w:r>
-              <w:rPr>
-                <w:rFonts w:ascii="Avenir Next" w:hAnsi="Avenir Next" w:cs="Avenir Next" w:eastAsia="Avenir Next"/>
-                <w:color w:val="1A1A1A"/>
-                <w:sz w:val="18"/>
-                <w:szCs w:val="18"/>
-                <w:u w:val="single"/>
-              </w:rPr>
-              <w:t xml:space="preserve">      </w:t>
-            </w:r>
-            <w:r>
-              <w:rPr>
-                <w:rFonts w:ascii="Avenir Next" w:hAnsi="Avenir Next" w:cs="Avenir Next" w:eastAsia="Avenir Next"/>
-                <w:i/>
-                <w:color w:val="1A1A1A"/>
-                <w:sz w:val="18"/>
-                <w:szCs w:val="18"/>
-              </w:rPr>
-              <w:t xml:space="preserve"> 6. A real situation is </w:t>
-            </w:r>
-            <w:r>
-              <w:rPr>
-                <w:rFonts w:ascii="Avenir Next" w:hAnsi="Avenir Next" w:cs="Avenir Next" w:eastAsia="Avenir Next"/>
-                <w:color w:val="1A1A1A"/>
-                <w:sz w:val="18"/>
-                <w:szCs w:val="18"/>
-                <w:u w:val="single"/>
-              </w:rPr>
-              <w:t xml:space="preserve">      </w:t>
-            </w:r>
-            <w:r>
-              <w:rPr>
-                <w:rFonts w:ascii="Avenir Next" w:hAnsi="Avenir Next" w:cs="Avenir Next" w:eastAsia="Avenir Next"/>
-                <w:i/>
-                <w:color w:val="1A1A1A"/>
-                <w:sz w:val="18"/>
+                <w:sz w:val="22"/>
                 <w:szCs w:val="18"/>
               </w:rPr>
               <w:t xml:space="preserve">.</w:t>
@@ -2348,7 +2353,7 @@
               <w:drawing>
                 <wp:inline distT="0" distB="0" distL="0" distR="0">
                   <wp:extent cx="3657600" cy="404948"/>
-                  <wp:docPr id="4" name="Figure 4"/>
+                  <wp:docPr id="4" name="Figure 4" descr="Number line from 0 to 10, ticks every 1. Ray: from: 6; dir: left; open: True."/>
                   <a:graphic xmlns:a="http://schemas.openxmlformats.org/drawingml/2006/main">
                     <a:graphicData uri="http://schemas.openxmlformats.org/drawingml/2006/picture">
                       <pic:pic xmlns:pic="http://schemas.openxmlformats.org/drawingml/2006/picture">
@@ -2501,6 +2506,7 @@
           </w:tcPr>
           <w:p>
             <w:pPr>
+              <w:pStyle w:val="Heading2"/>
               <w:spacing w:before="0" w:after="0" w:line="240" w:lineRule="auto"/>
             </w:pPr>
             <w:r>
@@ -2538,7 +2544,7 @@
               <w:rPr>
                 <w:rFonts w:ascii="Avenir Next" w:hAnsi="Avenir Next" w:cs="Avenir Next" w:eastAsia="Avenir Next"/>
                 <w:color w:val="1A1A1A"/>
-                <w:sz w:val="17"/>
+                <w:sz w:val="22"/>
                 <w:szCs w:val="17"/>
               </w:rPr>
               <w:t xml:space="preserve">  I can do this on my own</w:t>
@@ -2567,7 +2573,7 @@
               <w:rPr>
                 <w:rFonts w:ascii="Avenir Next" w:hAnsi="Avenir Next" w:cs="Avenir Next" w:eastAsia="Avenir Next"/>
                 <w:color w:val="1A1A1A"/>
-                <w:sz w:val="17"/>
+                <w:sz w:val="22"/>
                 <w:szCs w:val="17"/>
               </w:rPr>
               <w:t xml:space="preserve">  I need a little help</w:t>
@@ -2596,7 +2602,7 @@
               <w:rPr>
                 <w:rFonts w:ascii="Avenir Next" w:hAnsi="Avenir Next" w:cs="Avenir Next" w:eastAsia="Avenir Next"/>
                 <w:color w:val="1A1A1A"/>
-                <w:sz w:val="17"/>
+                <w:sz w:val="22"/>
                 <w:szCs w:val="17"/>
               </w:rPr>
               <w:t xml:space="preserve">  I have a question about #</w:t>
@@ -2634,7 +2640,7 @@
         <w:rPr>
           <w:rFonts w:ascii="Avenir Next" w:hAnsi="Avenir Next" w:cs="Avenir Next" w:eastAsia="Avenir Next"/>
           <w:color w:val="5A5F66"/>
-          <w:sz w:val="17"/>
+          <w:sz w:val="22"/>
           <w:szCs w:val="17"/>
         </w:rPr>
         <w:t xml:space="preserve">Ask someone at home for a rule with a limit (bedtime, screen time, a speed limit). Write it as an inequality and graph it.</w:t>
@@ -2717,14 +2723,15 @@
           <w:caps/>
           <w:color w:val="003A70"/>
           <w:spacing w:val="12"/>
-          <w:sz w:val="21"/>
+          <w:sz w:val="22"/>
           <w:szCs w:val="21"/>
         </w:rPr>
-        <w:t xml:space="preserve">Lesson 8-5  ·  Homework Packet  ·  Level 1  ·  Sheet 2 of 2</w:t>
+        <w:t xml:space="preserve">Lesson 8-5  ·  Homework Packet  ·  Supported  ·  Session 2 · pages 3–4</w:t>
       </w:r>
     </w:p>
     <w:p>
       <w:pPr>
+        <w:pStyle w:val="Heading1"/>
         <w:keepNext/>
         <w:spacing w:before="0" w:after="10" w:line="240" w:lineRule="auto"/>
       </w:pPr>
@@ -2750,7 +2757,7 @@
         <w:rPr>
           <w:rFonts w:ascii="Avenir Next" w:hAnsi="Avenir Next" w:cs="Avenir Next" w:eastAsia="Avenir Next"/>
           <w:color w:val="5A5F66"/>
-          <w:sz w:val="17"/>
+          <w:sz w:val="22"/>
           <w:szCs w:val="17"/>
         </w:rPr>
         <w:t xml:space="preserve">Maryland Standard 6.EE.B.8   ·   Learning target — I can test values against an inequality and graph the solution set.</w:t>
@@ -2797,6 +2804,7 @@
           </w:tcPr>
           <w:p>
             <w:pPr>
+              <w:pStyle w:val="Heading2"/>
               <w:spacing w:before="0" w:after="40" w:line="264" w:lineRule="auto"/>
             </w:pPr>
             <w:r>
@@ -2824,18 +2832,18 @@
                 <w:rFonts w:ascii="Avenir Next" w:hAnsi="Avenir Next" w:cs="Avenir Next" w:eastAsia="Avenir Next"/>
                 <w:b/>
                 <w:color w:val="003A70"/>
+                <w:sz w:val="22"/>
+                <w:szCs w:val="18"/>
+              </w:rPr>
+              <w:t xml:space="preserve">•</w:t>
+            </w:r>
+            <w:r>
+              <w:rPr>
+                <w:rFonts w:ascii="Avenir Next" w:hAnsi="Avenir Next" w:cs="Avenir Next" w:eastAsia="Avenir Next"/>
+                <w:color w:val="1A1A1A"/>
                 <w:sz w:val="18"/>
                 <w:szCs w:val="18"/>
               </w:rPr>
-              <w:t xml:space="preserve">•</w:t>
-            </w:r>
-            <w:r>
-              <w:rPr>
-                <w:rFonts w:ascii="Avenir Next" w:hAnsi="Avenir Next" w:cs="Avenir Next" w:eastAsia="Avenir Next"/>
-                <w:color w:val="1A1A1A"/>
-                <w:sz w:val="18"/>
-                <w:szCs w:val="18"/>
-              </w:rPr>
               <w:tab/>
             </w:r>
             <w:r>
@@ -2843,7 +2851,7 @@
                 <w:rFonts w:ascii="Avenir Next" w:hAnsi="Avenir Next" w:cs="Avenir Next" w:eastAsia="Avenir Next"/>
                 <w:b/>
                 <w:color w:val="1A1A1A"/>
-                <w:sz w:val="18"/>
+                <w:sz w:val="22"/>
                 <w:szCs w:val="18"/>
               </w:rPr>
               <w:t xml:space="preserve">Substitute</w:t>
@@ -2852,7 +2860,7 @@
               <w:rPr>
                 <w:rFonts w:ascii="Avenir Next" w:hAnsi="Avenir Next" w:cs="Avenir Next" w:eastAsia="Avenir Next"/>
                 <w:color w:val="1A1A1A"/>
-                <w:sz w:val="18"/>
+                <w:sz w:val="22"/>
                 <w:szCs w:val="18"/>
               </w:rPr>
               <w:t xml:space="preserve"> the value. A </w:t>
@@ -2862,7 +2870,7 @@
                 <w:rFonts w:ascii="Avenir Next" w:hAnsi="Avenir Next" w:cs="Avenir Next" w:eastAsia="Avenir Next"/>
                 <w:b/>
                 <w:color w:val="1A1A1A"/>
-                <w:sz w:val="18"/>
+                <w:sz w:val="22"/>
                 <w:szCs w:val="18"/>
               </w:rPr>
               <w:t xml:space="preserve">true</w:t>
@@ -2871,7 +2879,7 @@
               <w:rPr>
                 <w:rFonts w:ascii="Avenir Next" w:hAnsi="Avenir Next" w:cs="Avenir Next" w:eastAsia="Avenir Next"/>
                 <w:color w:val="1A1A1A"/>
-                <w:sz w:val="18"/>
+                <w:sz w:val="22"/>
                 <w:szCs w:val="18"/>
               </w:rPr>
               <w:t xml:space="preserve"> statement means it is a solution.</w:t>
@@ -2890,25 +2898,25 @@
                 <w:rFonts w:ascii="Avenir Next" w:hAnsi="Avenir Next" w:cs="Avenir Next" w:eastAsia="Avenir Next"/>
                 <w:b/>
                 <w:color w:val="003A70"/>
+                <w:sz w:val="22"/>
+                <w:szCs w:val="18"/>
+              </w:rPr>
+              <w:t xml:space="preserve">•</w:t>
+            </w:r>
+            <w:r>
+              <w:rPr>
+                <w:rFonts w:ascii="Avenir Next" w:hAnsi="Avenir Next" w:cs="Avenir Next" w:eastAsia="Avenir Next"/>
+                <w:color w:val="1A1A1A"/>
                 <w:sz w:val="18"/>
                 <w:szCs w:val="18"/>
               </w:rPr>
-              <w:t xml:space="preserve">•</w:t>
-            </w:r>
-            <w:r>
-              <w:rPr>
-                <w:rFonts w:ascii="Avenir Next" w:hAnsi="Avenir Next" w:cs="Avenir Next" w:eastAsia="Avenir Next"/>
-                <w:color w:val="1A1A1A"/>
-                <w:sz w:val="18"/>
-                <w:szCs w:val="18"/>
-              </w:rPr>
               <w:tab/>
             </w:r>
             <w:r>
               <w:rPr>
                 <w:rFonts w:ascii="Avenir Next" w:hAnsi="Avenir Next" w:cs="Avenir Next" w:eastAsia="Avenir Next"/>
                 <w:color w:val="1A1A1A"/>
-                <w:sz w:val="18"/>
+                <w:sz w:val="22"/>
                 <w:szCs w:val="18"/>
               </w:rPr>
               <w:t xml:space="preserve">An inequality usually has </w:t>
@@ -2918,7 +2926,7 @@
                 <w:rFonts w:ascii="Avenir Next" w:hAnsi="Avenir Next" w:cs="Avenir Next" w:eastAsia="Avenir Next"/>
                 <w:b/>
                 <w:color w:val="1A1A1A"/>
-                <w:sz w:val="18"/>
+                <w:sz w:val="22"/>
                 <w:szCs w:val="18"/>
               </w:rPr>
               <w:t xml:space="preserve">many</w:t>
@@ -2927,7 +2935,7 @@
               <w:rPr>
                 <w:rFonts w:ascii="Avenir Next" w:hAnsi="Avenir Next" w:cs="Avenir Next" w:eastAsia="Avenir Next"/>
                 <w:color w:val="1A1A1A"/>
-                <w:sz w:val="18"/>
+                <w:sz w:val="22"/>
                 <w:szCs w:val="18"/>
               </w:rPr>
               <w:t xml:space="preserve"> solutions.</w:t>
@@ -2946,25 +2954,25 @@
                 <w:rFonts w:ascii="Avenir Next" w:hAnsi="Avenir Next" w:cs="Avenir Next" w:eastAsia="Avenir Next"/>
                 <w:b/>
                 <w:color w:val="003A70"/>
+                <w:sz w:val="22"/>
+                <w:szCs w:val="18"/>
+              </w:rPr>
+              <w:t xml:space="preserve">•</w:t>
+            </w:r>
+            <w:r>
+              <w:rPr>
+                <w:rFonts w:ascii="Avenir Next" w:hAnsi="Avenir Next" w:cs="Avenir Next" w:eastAsia="Avenir Next"/>
+                <w:color w:val="1A1A1A"/>
                 <w:sz w:val="18"/>
                 <w:szCs w:val="18"/>
               </w:rPr>
-              <w:t xml:space="preserve">•</w:t>
-            </w:r>
-            <w:r>
-              <w:rPr>
-                <w:rFonts w:ascii="Avenir Next" w:hAnsi="Avenir Next" w:cs="Avenir Next" w:eastAsia="Avenir Next"/>
-                <w:color w:val="1A1A1A"/>
-                <w:sz w:val="18"/>
-                <w:szCs w:val="18"/>
-              </w:rPr>
               <w:tab/>
             </w:r>
             <w:r>
               <w:rPr>
                 <w:rFonts w:ascii="Avenir Next" w:hAnsi="Avenir Next" w:cs="Avenir Next" w:eastAsia="Avenir Next"/>
                 <w:color w:val="1A1A1A"/>
-                <w:sz w:val="18"/>
+                <w:sz w:val="22"/>
                 <w:szCs w:val="18"/>
               </w:rPr>
               <w:t xml:space="preserve">The </w:t>
@@ -2974,7 +2982,7 @@
                 <w:rFonts w:ascii="Avenir Next" w:hAnsi="Avenir Next" w:cs="Avenir Next" w:eastAsia="Avenir Next"/>
                 <w:b/>
                 <w:color w:val="1A1A1A"/>
-                <w:sz w:val="18"/>
+                <w:sz w:val="22"/>
                 <w:szCs w:val="18"/>
               </w:rPr>
               <w:t xml:space="preserve">boundary</w:t>
@@ -2983,7 +2991,7 @@
               <w:rPr>
                 <w:rFonts w:ascii="Avenir Next" w:hAnsi="Avenir Next" w:cs="Avenir Next" w:eastAsia="Avenir Next"/>
                 <w:color w:val="1A1A1A"/>
-                <w:sz w:val="18"/>
+                <w:sz w:val="22"/>
                 <w:szCs w:val="18"/>
               </w:rPr>
               <w:t xml:space="preserve"> is a solution for ≤ and ≥ only.</w:t>
@@ -2998,6 +3006,7 @@
           </w:tcPr>
           <w:p>
             <w:pPr>
+              <w:pStyle w:val="Heading2"/>
               <w:spacing w:before="0" w:after="40" w:line="264" w:lineRule="auto"/>
             </w:pPr>
             <w:r>
@@ -3020,7 +3029,7 @@
               <w:rPr>
                 <w:rFonts w:ascii="Avenir Next" w:hAnsi="Avenir Next" w:cs="Avenir Next" w:eastAsia="Avenir Next"/>
                 <w:color w:val="1A1A1A"/>
-                <w:sz w:val="17"/>
+                <w:sz w:val="22"/>
                 <w:szCs w:val="17"/>
               </w:rPr>
               <w:t xml:space="preserve">Which of 6, 8, and 11 are solutions of </w:t>
@@ -3030,7 +3039,7 @@
                 <w:rFonts w:ascii="Avenir Next" w:hAnsi="Avenir Next" w:cs="Avenir Next" w:eastAsia="Avenir Next"/>
                 <w:i/>
                 <w:color w:val="1A1A1A"/>
-                <w:sz w:val="17"/>
+                <w:sz w:val="22"/>
                 <w:szCs w:val="17"/>
               </w:rPr>
               <w:t xml:space="preserve">x</w:t>
@@ -3039,7 +3048,7 @@
               <w:rPr>
                 <w:rFonts w:ascii="Avenir Next" w:hAnsi="Avenir Next" w:cs="Avenir Next" w:eastAsia="Avenir Next"/>
                 <w:color w:val="1A1A1A"/>
-                <w:sz w:val="17"/>
+                <w:sz w:val="22"/>
                 <w:szCs w:val="17"/>
               </w:rPr>
               <w:t xml:space="preserve"> ≥ 8?</w:t>
@@ -3058,25 +3067,25 @@
                 <w:rFonts w:ascii="Avenir Next" w:hAnsi="Avenir Next" w:cs="Avenir Next" w:eastAsia="Avenir Next"/>
                 <w:b/>
                 <w:color w:val="003A70"/>
+                <w:sz w:val="22"/>
+                <w:szCs w:val="17"/>
+              </w:rPr>
+              <w:t xml:space="preserve">Step 1</w:t>
+            </w:r>
+            <w:r>
+              <w:rPr>
+                <w:rFonts w:ascii="Avenir Next" w:hAnsi="Avenir Next" w:cs="Avenir Next" w:eastAsia="Avenir Next"/>
+                <w:color w:val="1A1A1A"/>
                 <w:sz w:val="17"/>
                 <w:szCs w:val="17"/>
               </w:rPr>
-              <w:t xml:space="preserve">Step 1</w:t>
-            </w:r>
-            <w:r>
-              <w:rPr>
-                <w:rFonts w:ascii="Avenir Next" w:hAnsi="Avenir Next" w:cs="Avenir Next" w:eastAsia="Avenir Next"/>
-                <w:color w:val="1A1A1A"/>
-                <w:sz w:val="17"/>
-                <w:szCs w:val="17"/>
-              </w:rPr>
               <w:tab/>
             </w:r>
             <w:r>
               <w:rPr>
                 <w:rFonts w:ascii="Avenir Next" w:hAnsi="Avenir Next" w:cs="Avenir Next" w:eastAsia="Avenir Next"/>
                 <w:color w:val="1A1A1A"/>
-                <w:sz w:val="17"/>
+                <w:sz w:val="22"/>
                 <w:szCs w:val="17"/>
               </w:rPr>
               <w:t xml:space="preserve">Test 6: 6 ≥ 8 is false. Test 8: 8 ≥ 8 is true.</w:t>
@@ -3095,25 +3104,25 @@
                 <w:rFonts w:ascii="Avenir Next" w:hAnsi="Avenir Next" w:cs="Avenir Next" w:eastAsia="Avenir Next"/>
                 <w:b/>
                 <w:color w:val="003A70"/>
+                <w:sz w:val="22"/>
+                <w:szCs w:val="17"/>
+              </w:rPr>
+              <w:t xml:space="preserve">Step 2</w:t>
+            </w:r>
+            <w:r>
+              <w:rPr>
+                <w:rFonts w:ascii="Avenir Next" w:hAnsi="Avenir Next" w:cs="Avenir Next" w:eastAsia="Avenir Next"/>
+                <w:color w:val="1A1A1A"/>
                 <w:sz w:val="17"/>
                 <w:szCs w:val="17"/>
               </w:rPr>
-              <w:t xml:space="preserve">Step 2</w:t>
-            </w:r>
-            <w:r>
-              <w:rPr>
-                <w:rFonts w:ascii="Avenir Next" w:hAnsi="Avenir Next" w:cs="Avenir Next" w:eastAsia="Avenir Next"/>
-                <w:color w:val="1A1A1A"/>
-                <w:sz w:val="17"/>
-                <w:szCs w:val="17"/>
-              </w:rPr>
               <w:tab/>
             </w:r>
             <w:r>
               <w:rPr>
                 <w:rFonts w:ascii="Avenir Next" w:hAnsi="Avenir Next" w:cs="Avenir Next" w:eastAsia="Avenir Next"/>
                 <w:color w:val="1A1A1A"/>
-                <w:sz w:val="17"/>
+                <w:sz w:val="22"/>
                 <w:szCs w:val="17"/>
               </w:rPr>
               <w:t xml:space="preserve">Test 11: 11 ≥ 8 is true.</w:t>
@@ -3132,18 +3141,18 @@
                 <w:rFonts w:ascii="Avenir Next" w:hAnsi="Avenir Next" w:cs="Avenir Next" w:eastAsia="Avenir Next"/>
                 <w:b/>
                 <w:color w:val="1A1A1A"/>
+                <w:sz w:val="22"/>
+                <w:szCs w:val="17"/>
+              </w:rPr>
+              <w:t xml:space="preserve">Answer</w:t>
+            </w:r>
+            <w:r>
+              <w:rPr>
+                <w:rFonts w:ascii="Avenir Next" w:hAnsi="Avenir Next" w:cs="Avenir Next" w:eastAsia="Avenir Next"/>
+                <w:color w:val="1A1A1A"/>
                 <w:sz w:val="17"/>
                 <w:szCs w:val="17"/>
               </w:rPr>
-              <w:t xml:space="preserve">Answer</w:t>
-            </w:r>
-            <w:r>
-              <w:rPr>
-                <w:rFonts w:ascii="Avenir Next" w:hAnsi="Avenir Next" w:cs="Avenir Next" w:eastAsia="Avenir Next"/>
-                <w:color w:val="1A1A1A"/>
-                <w:sz w:val="17"/>
-                <w:szCs w:val="17"/>
-              </w:rPr>
               <w:tab/>
             </w:r>
             <w:r>
@@ -3151,7 +3160,7 @@
                 <w:rFonts w:ascii="Avenir Next" w:hAnsi="Avenir Next" w:cs="Avenir Next" w:eastAsia="Avenir Next"/>
                 <w:b/>
                 <w:color w:val="1A1A1A"/>
-                <w:sz w:val="17"/>
+                <w:sz w:val="22"/>
                 <w:szCs w:val="17"/>
               </w:rPr>
               <w:t xml:space="preserve">8 and 11 are solutions; 6 is not.</w:t>
@@ -3201,6 +3210,7 @@
           </w:tcPr>
           <w:p>
             <w:pPr>
+              <w:pStyle w:val="Heading2"/>
               <w:spacing w:before="0" w:after="40" w:line="264" w:lineRule="auto"/>
             </w:pPr>
             <w:r>
@@ -3224,7 +3234,7 @@
                 <w:rFonts w:ascii="Avenir Next" w:hAnsi="Avenir Next" w:cs="Avenir Next" w:eastAsia="Avenir Next"/>
                 <w:b/>
                 <w:color w:val="1A1A1A"/>
-                <w:sz w:val="21"/>
+                <w:sz w:val="22"/>
                 <w:szCs w:val="21"/>
               </w:rPr>
               <w:t xml:space="preserve">substitute</w:t>
@@ -3233,7 +3243,7 @@
               <w:rPr>
                 <w:rFonts w:ascii="Avenir Next" w:hAnsi="Avenir Next" w:cs="Avenir Next" w:eastAsia="Avenir Next"/>
                 <w:color w:val="5A5F66"/>
-                <w:sz w:val="21"/>
+                <w:sz w:val="22"/>
                 <w:szCs w:val="21"/>
               </w:rPr>
               <w:t xml:space="preserve"> — </w:t>
@@ -3242,7 +3252,7 @@
               <w:rPr>
                 <w:rFonts w:ascii="Avenir Next" w:hAnsi="Avenir Next" w:cs="Avenir Next" w:eastAsia="Avenir Next"/>
                 <w:color w:val="1A1A1A"/>
-                <w:sz w:val="21"/>
+                <w:sz w:val="22"/>
                 <w:szCs w:val="21"/>
               </w:rPr>
               <w:t xml:space="preserve">put the number in place of the letter</w:t>
@@ -3257,7 +3267,7 @@
                 <w:rFonts w:ascii="Avenir Next" w:hAnsi="Avenir Next" w:cs="Avenir Next" w:eastAsia="Avenir Next"/>
                 <w:b/>
                 <w:color w:val="1A1A1A"/>
-                <w:sz w:val="21"/>
+                <w:sz w:val="22"/>
                 <w:szCs w:val="21"/>
               </w:rPr>
               <w:t xml:space="preserve">solution</w:t>
@@ -3266,7 +3276,7 @@
               <w:rPr>
                 <w:rFonts w:ascii="Avenir Next" w:hAnsi="Avenir Next" w:cs="Avenir Next" w:eastAsia="Avenir Next"/>
                 <w:color w:val="5A5F66"/>
-                <w:sz w:val="21"/>
+                <w:sz w:val="22"/>
                 <w:szCs w:val="21"/>
               </w:rPr>
               <w:t xml:space="preserve"> — </w:t>
@@ -3275,7 +3285,7 @@
               <w:rPr>
                 <w:rFonts w:ascii="Avenir Next" w:hAnsi="Avenir Next" w:cs="Avenir Next" w:eastAsia="Avenir Next"/>
                 <w:color w:val="1A1A1A"/>
-                <w:sz w:val="21"/>
+                <w:sz w:val="22"/>
                 <w:szCs w:val="21"/>
               </w:rPr>
               <w:t xml:space="preserve">a number that makes it true</w:t>
@@ -3301,7 +3311,7 @@
                 <w:rFonts w:ascii="Avenir Next" w:hAnsi="Avenir Next" w:cs="Avenir Next" w:eastAsia="Avenir Next"/>
                 <w:b/>
                 <w:color w:val="1A1A1A"/>
-                <w:sz w:val="21"/>
+                <w:sz w:val="22"/>
                 <w:szCs w:val="21"/>
               </w:rPr>
               <w:t xml:space="preserve">boundary</w:t>
@@ -3310,7 +3320,7 @@
               <w:rPr>
                 <w:rFonts w:ascii="Avenir Next" w:hAnsi="Avenir Next" w:cs="Avenir Next" w:eastAsia="Avenir Next"/>
                 <w:color w:val="5A5F66"/>
-                <w:sz w:val="21"/>
+                <w:sz w:val="22"/>
                 <w:szCs w:val="21"/>
               </w:rPr>
               <w:t xml:space="preserve"> — </w:t>
@@ -3319,7 +3329,7 @@
               <w:rPr>
                 <w:rFonts w:ascii="Avenir Next" w:hAnsi="Avenir Next" w:cs="Avenir Next" w:eastAsia="Avenir Next"/>
                 <w:color w:val="1A1A1A"/>
-                <w:sz w:val="21"/>
+                <w:sz w:val="22"/>
                 <w:szCs w:val="21"/>
               </w:rPr>
               <w:t xml:space="preserve">the number in the inequality</w:t>
@@ -3334,7 +3344,7 @@
                 <w:rFonts w:ascii="Avenir Next" w:hAnsi="Avenir Next" w:cs="Avenir Next" w:eastAsia="Avenir Next"/>
                 <w:b/>
                 <w:color w:val="1A1A1A"/>
-                <w:sz w:val="21"/>
+                <w:sz w:val="22"/>
                 <w:szCs w:val="21"/>
               </w:rPr>
               <w:t xml:space="preserve">true</w:t>
@@ -3343,7 +3353,7 @@
               <w:rPr>
                 <w:rFonts w:ascii="Avenir Next" w:hAnsi="Avenir Next" w:cs="Avenir Next" w:eastAsia="Avenir Next"/>
                 <w:color w:val="5A5F66"/>
-                <w:sz w:val="21"/>
+                <w:sz w:val="22"/>
                 <w:szCs w:val="21"/>
               </w:rPr>
               <w:t xml:space="preserve"> — </w:t>
@@ -3352,7 +3362,7 @@
               <w:rPr>
                 <w:rFonts w:ascii="Avenir Next" w:hAnsi="Avenir Next" w:cs="Avenir Next" w:eastAsia="Avenir Next"/>
                 <w:color w:val="1A1A1A"/>
-                <w:sz w:val="21"/>
+                <w:sz w:val="22"/>
                 <w:szCs w:val="21"/>
               </w:rPr>
               <w:t xml:space="preserve">the comparison is correct</w:t>
@@ -3363,6 +3373,7 @@
     </w:tbl>
     <w:p>
       <w:pPr>
+        <w:pStyle w:val="Heading2"/>
         <w:keepNext/>
         <w:pBdr>
           <w:bottom w:val="single" w:sz="8" w:space="3" w:color="003A70"/>
@@ -3378,7 +3389,7 @@
           <w:b/>
           <w:color w:val="003A70"/>
           <w:spacing w:val="14"/>
-          <w:sz w:val="21"/>
+          <w:sz w:val="22"/>
           <w:szCs w:val="21"/>
         </w:rPr>
         <w:t xml:space="preserve">PRACTICE</w:t>
@@ -3397,7 +3408,7 @@
           <w:rFonts w:ascii="Avenir Next" w:hAnsi="Avenir Next" w:cs="Avenir Next" w:eastAsia="Avenir Next"/>
           <w:i/>
           <w:color w:val="5A5F66"/>
-          <w:sz w:val="17"/>
+          <w:sz w:val="22"/>
           <w:szCs w:val="17"/>
         </w:rPr>
         <w:t xml:space="preserve">show your work · label units</w:t>
@@ -3531,25 +3542,25 @@
                 <w:rFonts w:ascii="Avenir Next" w:hAnsi="Avenir Next" w:cs="Avenir Next" w:eastAsia="Avenir Next"/>
                 <w:b/>
                 <w:color w:val="003A70"/>
+                <w:sz w:val="22"/>
+                <w:szCs w:val="18"/>
+              </w:rPr>
+              <w:t xml:space="preserve">Step 1</w:t>
+            </w:r>
+            <w:r>
+              <w:rPr>
+                <w:rFonts w:ascii="Avenir Next" w:hAnsi="Avenir Next" w:cs="Avenir Next" w:eastAsia="Avenir Next"/>
+                <w:color w:val="1A1A1A"/>
                 <w:sz w:val="18"/>
                 <w:szCs w:val="18"/>
               </w:rPr>
-              <w:t xml:space="preserve">Step 1</w:t>
-            </w:r>
-            <w:r>
-              <w:rPr>
-                <w:rFonts w:ascii="Avenir Next" w:hAnsi="Avenir Next" w:cs="Avenir Next" w:eastAsia="Avenir Next"/>
-                <w:color w:val="1A1A1A"/>
-                <w:sz w:val="18"/>
-                <w:szCs w:val="18"/>
-              </w:rPr>
               <w:tab/>
             </w:r>
             <w:r>
               <w:rPr>
                 <w:rFonts w:ascii="Avenir Next" w:hAnsi="Avenir Next" w:cs="Avenir Next" w:eastAsia="Avenir Next"/>
                 <w:color w:val="1A1A1A"/>
-                <w:sz w:val="21"/>
+                <w:sz w:val="22"/>
                 <w:szCs w:val="21"/>
               </w:rPr>
               <w:t xml:space="preserve">Put the value in place of </w:t>
@@ -3559,7 +3570,7 @@
                 <w:rFonts w:ascii="Avenir Next" w:hAnsi="Avenir Next" w:cs="Avenir Next" w:eastAsia="Avenir Next"/>
                 <w:i/>
                 <w:color w:val="1A1A1A"/>
-                <w:sz w:val="21"/>
+                <w:sz w:val="22"/>
                 <w:szCs w:val="21"/>
               </w:rPr>
               <w:t xml:space="preserve">x</w:t>
@@ -3568,7 +3579,7 @@
               <w:rPr>
                 <w:rFonts w:ascii="Avenir Next" w:hAnsi="Avenir Next" w:cs="Avenir Next" w:eastAsia="Avenir Next"/>
                 <w:color w:val="1A1A1A"/>
-                <w:sz w:val="21"/>
+                <w:sz w:val="22"/>
                 <w:szCs w:val="21"/>
               </w:rPr>
               <w:t xml:space="preserve">.</w:t>
@@ -3588,25 +3599,25 @@
                 <w:rFonts w:ascii="Avenir Next" w:hAnsi="Avenir Next" w:cs="Avenir Next" w:eastAsia="Avenir Next"/>
                 <w:b/>
                 <w:color w:val="003A70"/>
+                <w:sz w:val="22"/>
+                <w:szCs w:val="18"/>
+              </w:rPr>
+              <w:t xml:space="preserve">Step 2</w:t>
+            </w:r>
+            <w:r>
+              <w:rPr>
+                <w:rFonts w:ascii="Avenir Next" w:hAnsi="Avenir Next" w:cs="Avenir Next" w:eastAsia="Avenir Next"/>
+                <w:color w:val="1A1A1A"/>
                 <w:sz w:val="18"/>
                 <w:szCs w:val="18"/>
               </w:rPr>
-              <w:t xml:space="preserve">Step 2</w:t>
-            </w:r>
-            <w:r>
-              <w:rPr>
-                <w:rFonts w:ascii="Avenir Next" w:hAnsi="Avenir Next" w:cs="Avenir Next" w:eastAsia="Avenir Next"/>
-                <w:color w:val="1A1A1A"/>
-                <w:sz w:val="18"/>
-                <w:szCs w:val="18"/>
-              </w:rPr>
               <w:tab/>
             </w:r>
             <w:r>
               <w:rPr>
                 <w:rFonts w:ascii="Avenir Next" w:hAnsi="Avenir Next" w:cs="Avenir Next" w:eastAsia="Avenir Next"/>
                 <w:color w:val="1A1A1A"/>
-                <w:sz w:val="21"/>
+                <w:sz w:val="22"/>
                 <w:szCs w:val="21"/>
               </w:rPr>
               <w:t xml:space="preserve">Read the comparison. True means yes; false means no.</w:t>
@@ -3661,7 +3672,7 @@
                       <w:rFonts w:ascii="Avenir Next" w:hAnsi="Avenir Next" w:cs="Avenir Next" w:eastAsia="Avenir Next"/>
                       <w:b/>
                       <w:color w:val="1A1A1A"/>
-                      <w:sz w:val="21"/>
+                      <w:sz w:val="22"/>
                       <w:szCs w:val="21"/>
                     </w:rPr>
                     <w:t xml:space="preserve">Inequality</w:t>
@@ -3685,7 +3696,7 @@
                       <w:b/>
                       <w:i/>
                       <w:color w:val="1A1A1A"/>
-                      <w:sz w:val="21"/>
+                      <w:sz w:val="22"/>
                       <w:szCs w:val="21"/>
                     </w:rPr>
                     <w:t xml:space="preserve">x</w:t>
@@ -3695,7 +3706,7 @@
                       <w:rFonts w:ascii="Avenir Next" w:hAnsi="Avenir Next" w:cs="Avenir Next" w:eastAsia="Avenir Next"/>
                       <w:b/>
                       <w:color w:val="1A1A1A"/>
-                      <w:sz w:val="21"/>
+                      <w:sz w:val="22"/>
                       <w:szCs w:val="21"/>
                     </w:rPr>
                     <w:t xml:space="preserve"> = 4</w:t>
@@ -3719,7 +3730,7 @@
                       <w:b/>
                       <w:i/>
                       <w:color w:val="1A1A1A"/>
-                      <w:sz w:val="21"/>
+                      <w:sz w:val="22"/>
                       <w:szCs w:val="21"/>
                     </w:rPr>
                     <w:t xml:space="preserve">x</w:t>
@@ -3729,7 +3740,7 @@
                       <w:rFonts w:ascii="Avenir Next" w:hAnsi="Avenir Next" w:cs="Avenir Next" w:eastAsia="Avenir Next"/>
                       <w:b/>
                       <w:color w:val="1A1A1A"/>
-                      <w:sz w:val="21"/>
+                      <w:sz w:val="22"/>
                       <w:szCs w:val="21"/>
                     </w:rPr>
                     <w:t xml:space="preserve"> = 7</w:t>
@@ -3753,7 +3764,7 @@
                       <w:b/>
                       <w:i/>
                       <w:color w:val="1A1A1A"/>
-                      <w:sz w:val="21"/>
+                      <w:sz w:val="22"/>
                       <w:szCs w:val="21"/>
                     </w:rPr>
                     <w:t xml:space="preserve">x</w:t>
@@ -3763,7 +3774,7 @@
                       <w:rFonts w:ascii="Avenir Next" w:hAnsi="Avenir Next" w:cs="Avenir Next" w:eastAsia="Avenir Next"/>
                       <w:b/>
                       <w:color w:val="1A1A1A"/>
-                      <w:sz w:val="21"/>
+                      <w:sz w:val="22"/>
                       <w:szCs w:val="21"/>
                     </w:rPr>
                     <w:t xml:space="preserve"> = 10</w:t>
@@ -3793,7 +3804,7 @@
                       <w:b/>
                       <w:i/>
                       <w:color w:val="1A1A1A"/>
-                      <w:sz w:val="21"/>
+                      <w:sz w:val="22"/>
                       <w:szCs w:val="21"/>
                     </w:rPr>
                     <w:t xml:space="preserve">x</w:t>
@@ -3803,7 +3814,7 @@
                       <w:rFonts w:ascii="Avenir Next" w:hAnsi="Avenir Next" w:cs="Avenir Next" w:eastAsia="Avenir Next"/>
                       <w:b/>
                       <w:color w:val="1A1A1A"/>
-                      <w:sz w:val="21"/>
+                      <w:sz w:val="22"/>
                       <w:szCs w:val="21"/>
                     </w:rPr>
                     <w:t xml:space="preserve"> &gt; 7</w:t>
@@ -3866,7 +3877,7 @@
                       <w:b/>
                       <w:i/>
                       <w:color w:val="1A1A1A"/>
-                      <w:sz w:val="21"/>
+                      <w:sz w:val="22"/>
                       <w:szCs w:val="21"/>
                     </w:rPr>
                     <w:t xml:space="preserve">x</w:t>
@@ -3876,7 +3887,7 @@
                       <w:rFonts w:ascii="Avenir Next" w:hAnsi="Avenir Next" w:cs="Avenir Next" w:eastAsia="Avenir Next"/>
                       <w:b/>
                       <w:color w:val="1A1A1A"/>
-                      <w:sz w:val="21"/>
+                      <w:sz w:val="22"/>
                       <w:szCs w:val="21"/>
                     </w:rPr>
                     <w:t xml:space="preserve"> ≤ 7</w:t>
@@ -3939,7 +3950,7 @@
                       <w:b/>
                       <w:i/>
                       <w:color w:val="1A1A1A"/>
-                      <w:sz w:val="21"/>
+                      <w:sz w:val="22"/>
                       <w:szCs w:val="21"/>
                     </w:rPr>
                     <w:t xml:space="preserve">x</w:t>
@@ -3949,7 +3960,7 @@
                       <w:rFonts w:ascii="Avenir Next" w:hAnsi="Avenir Next" w:cs="Avenir Next" w:eastAsia="Avenir Next"/>
                       <w:b/>
                       <w:color w:val="1A1A1A"/>
-                      <w:sz w:val="21"/>
+                      <w:sz w:val="22"/>
                       <w:szCs w:val="21"/>
                     </w:rPr>
                     <w:t xml:space="preserve"> ≥ 4</w:t>
@@ -4576,25 +4587,25 @@
                 <w:rFonts w:ascii="Avenir Next" w:hAnsi="Avenir Next" w:cs="Avenir Next" w:eastAsia="Avenir Next"/>
                 <w:b/>
                 <w:color w:val="003A70"/>
+                <w:sz w:val="22"/>
+                <w:szCs w:val="18"/>
+              </w:rPr>
+              <w:t xml:space="preserve">Step 1</w:t>
+            </w:r>
+            <w:r>
+              <w:rPr>
+                <w:rFonts w:ascii="Avenir Next" w:hAnsi="Avenir Next" w:cs="Avenir Next" w:eastAsia="Avenir Next"/>
+                <w:color w:val="1A1A1A"/>
                 <w:sz w:val="18"/>
                 <w:szCs w:val="18"/>
               </w:rPr>
-              <w:t xml:space="preserve">Step 1</w:t>
-            </w:r>
-            <w:r>
-              <w:rPr>
-                <w:rFonts w:ascii="Avenir Next" w:hAnsi="Avenir Next" w:cs="Avenir Next" w:eastAsia="Avenir Next"/>
-                <w:color w:val="1A1A1A"/>
-                <w:sz w:val="18"/>
-                <w:szCs w:val="18"/>
-              </w:rPr>
               <w:tab/>
             </w:r>
             <w:r>
               <w:rPr>
                 <w:rFonts w:ascii="Avenir Next" w:hAnsi="Avenir Next" w:cs="Avenir Next" w:eastAsia="Avenir Next"/>
                 <w:color w:val="1A1A1A"/>
-                <w:sz w:val="21"/>
+                <w:sz w:val="22"/>
                 <w:szCs w:val="21"/>
               </w:rPr>
               <w:t xml:space="preserve">“More than” means &gt;.</w:t>
@@ -4614,25 +4625,25 @@
                 <w:rFonts w:ascii="Avenir Next" w:hAnsi="Avenir Next" w:cs="Avenir Next" w:eastAsia="Avenir Next"/>
                 <w:b/>
                 <w:color w:val="003A70"/>
+                <w:sz w:val="22"/>
+                <w:szCs w:val="18"/>
+              </w:rPr>
+              <w:t xml:space="preserve">Step 2</w:t>
+            </w:r>
+            <w:r>
+              <w:rPr>
+                <w:rFonts w:ascii="Avenir Next" w:hAnsi="Avenir Next" w:cs="Avenir Next" w:eastAsia="Avenir Next"/>
+                <w:color w:val="1A1A1A"/>
                 <w:sz w:val="18"/>
                 <w:szCs w:val="18"/>
               </w:rPr>
-              <w:t xml:space="preserve">Step 2</w:t>
-            </w:r>
-            <w:r>
-              <w:rPr>
-                <w:rFonts w:ascii="Avenir Next" w:hAnsi="Avenir Next" w:cs="Avenir Next" w:eastAsia="Avenir Next"/>
-                <w:color w:val="1A1A1A"/>
-                <w:sz w:val="18"/>
-                <w:szCs w:val="18"/>
-              </w:rPr>
               <w:tab/>
             </w:r>
             <w:r>
               <w:rPr>
                 <w:rFonts w:ascii="Avenir Next" w:hAnsi="Avenir Next" w:cs="Avenir Next" w:eastAsia="Avenir Next"/>
                 <w:color w:val="1A1A1A"/>
-                <w:sz w:val="21"/>
+                <w:sz w:val="22"/>
                 <w:szCs w:val="21"/>
               </w:rPr>
               <w:t xml:space="preserve">Put each score in place of </w:t>
@@ -4642,7 +4653,7 @@
                 <w:rFonts w:ascii="Avenir Next" w:hAnsi="Avenir Next" w:cs="Avenir Next" w:eastAsia="Avenir Next"/>
                 <w:i/>
                 <w:color w:val="1A1A1A"/>
-                <w:sz w:val="21"/>
+                <w:sz w:val="22"/>
                 <w:szCs w:val="21"/>
               </w:rPr>
               <w:t xml:space="preserve">s</w:t>
@@ -4651,7 +4662,7 @@
               <w:rPr>
                 <w:rFonts w:ascii="Avenir Next" w:hAnsi="Avenir Next" w:cs="Avenir Next" w:eastAsia="Avenir Next"/>
                 <w:color w:val="1A1A1A"/>
-                <w:sz w:val="21"/>
+                <w:sz w:val="22"/>
                 <w:szCs w:val="21"/>
               </w:rPr>
               <w:t xml:space="preserve">. Is it true?</w:t>
@@ -4670,7 +4681,7 @@
                 <w:rFonts w:ascii="Avenir Next" w:hAnsi="Avenir Next" w:cs="Avenir Next" w:eastAsia="Avenir Next"/>
                 <w:b/>
                 <w:color w:val="1A1A1A"/>
-                <w:sz w:val="18"/>
+                <w:sz w:val="22"/>
                 <w:szCs w:val="18"/>
               </w:rPr>
               <w:t xml:space="preserve">Inequality and winning scores</w:t>
@@ -4821,25 +4832,25 @@
                 <w:rFonts w:ascii="Avenir Next" w:hAnsi="Avenir Next" w:cs="Avenir Next" w:eastAsia="Avenir Next"/>
                 <w:b/>
                 <w:color w:val="003A70"/>
+                <w:sz w:val="22"/>
+                <w:szCs w:val="18"/>
+              </w:rPr>
+              <w:t xml:space="preserve">Step 1</w:t>
+            </w:r>
+            <w:r>
+              <w:rPr>
+                <w:rFonts w:ascii="Avenir Next" w:hAnsi="Avenir Next" w:cs="Avenir Next" w:eastAsia="Avenir Next"/>
+                <w:color w:val="1A1A1A"/>
                 <w:sz w:val="18"/>
                 <w:szCs w:val="18"/>
               </w:rPr>
-              <w:t xml:space="preserve">Step 1</w:t>
-            </w:r>
-            <w:r>
-              <w:rPr>
-                <w:rFonts w:ascii="Avenir Next" w:hAnsi="Avenir Next" w:cs="Avenir Next" w:eastAsia="Avenir Next"/>
-                <w:color w:val="1A1A1A"/>
-                <w:sz w:val="18"/>
-                <w:szCs w:val="18"/>
-              </w:rPr>
               <w:tab/>
             </w:r>
             <w:r>
               <w:rPr>
                 <w:rFonts w:ascii="Avenir Next" w:hAnsi="Avenir Next" w:cs="Avenir Next" w:eastAsia="Avenir Next"/>
                 <w:color w:val="1A1A1A"/>
-                <w:sz w:val="21"/>
+                <w:sz w:val="22"/>
                 <w:szCs w:val="21"/>
               </w:rPr>
               <w:t xml:space="preserve">Put −3, 0, and 2 in place of </w:t>
@@ -4849,7 +4860,7 @@
                 <w:rFonts w:ascii="Avenir Next" w:hAnsi="Avenir Next" w:cs="Avenir Next" w:eastAsia="Avenir Next"/>
                 <w:i/>
                 <w:color w:val="1A1A1A"/>
-                <w:sz w:val="21"/>
+                <w:sz w:val="22"/>
                 <w:szCs w:val="21"/>
               </w:rPr>
               <w:t xml:space="preserve">y</w:t>
@@ -4858,7 +4869,7 @@
               <w:rPr>
                 <w:rFonts w:ascii="Avenir Next" w:hAnsi="Avenir Next" w:cs="Avenir Next" w:eastAsia="Avenir Next"/>
                 <w:color w:val="1A1A1A"/>
-                <w:sz w:val="21"/>
+                <w:sz w:val="22"/>
                 <w:szCs w:val="21"/>
               </w:rPr>
               <w:t xml:space="preserve">, one at a time.</w:t>
@@ -4878,25 +4889,25 @@
                 <w:rFonts w:ascii="Avenir Next" w:hAnsi="Avenir Next" w:cs="Avenir Next" w:eastAsia="Avenir Next"/>
                 <w:b/>
                 <w:color w:val="003A70"/>
+                <w:sz w:val="22"/>
+                <w:szCs w:val="18"/>
+              </w:rPr>
+              <w:t xml:space="preserve">Step 2</w:t>
+            </w:r>
+            <w:r>
+              <w:rPr>
+                <w:rFonts w:ascii="Avenir Next" w:hAnsi="Avenir Next" w:cs="Avenir Next" w:eastAsia="Avenir Next"/>
+                <w:color w:val="1A1A1A"/>
                 <w:sz w:val="18"/>
                 <w:szCs w:val="18"/>
               </w:rPr>
-              <w:t xml:space="preserve">Step 2</w:t>
-            </w:r>
-            <w:r>
-              <w:rPr>
-                <w:rFonts w:ascii="Avenir Next" w:hAnsi="Avenir Next" w:cs="Avenir Next" w:eastAsia="Avenir Next"/>
-                <w:color w:val="1A1A1A"/>
-                <w:sz w:val="18"/>
-                <w:szCs w:val="18"/>
-              </w:rPr>
               <w:tab/>
             </w:r>
             <w:r>
               <w:rPr>
                 <w:rFonts w:ascii="Avenir Next" w:hAnsi="Avenir Next" w:cs="Avenir Next" w:eastAsia="Avenir Next"/>
                 <w:color w:val="1A1A1A"/>
-                <w:sz w:val="21"/>
+                <w:sz w:val="22"/>
                 <w:szCs w:val="21"/>
               </w:rPr>
               <w:t xml:space="preserve">≤ includes −1, so choose the dot. Then draw the arrow.</w:t>
@@ -4912,7 +4923,7 @@
               <w:drawing>
                 <wp:inline distT="0" distB="0" distL="0" distR="0">
                   <wp:extent cx="3657600" cy="404948"/>
-                  <wp:docPr id="5" name="Figure 5"/>
+                  <wp:docPr id="5" name="Figure 5" descr="Number line from -5 to 5, ticks every 1."/>
                   <a:graphic xmlns:a="http://schemas.openxmlformats.org/drawingml/2006/main">
                     <a:graphicData uri="http://schemas.openxmlformats.org/drawingml/2006/picture">
                       <pic:pic xmlns:pic="http://schemas.openxmlformats.org/drawingml/2006/picture">
@@ -4955,7 +4966,7 @@
                 <w:rFonts w:ascii="Avenir Next" w:hAnsi="Avenir Next" w:cs="Avenir Next" w:eastAsia="Avenir Next"/>
                 <w:b/>
                 <w:color w:val="1A1A1A"/>
-                <w:sz w:val="18"/>
+                <w:sz w:val="22"/>
                 <w:szCs w:val="18"/>
               </w:rPr>
               <w:t xml:space="preserve">Solutions from the list</w:t>
@@ -5094,7 +5105,7 @@
                 <w:rFonts w:ascii="Avenir Next" w:hAnsi="Avenir Next" w:cs="Avenir Next" w:eastAsia="Avenir Next"/>
                 <w:b/>
                 <w:color w:val="003A70"/>
-                <w:sz w:val="17"/>
+                <w:sz w:val="22"/>
                 <w:szCs w:val="17"/>
               </w:rPr>
               <w:t xml:space="preserve">Frame  </w:t>
@@ -5104,10 +5115,30 @@
                 <w:rFonts w:ascii="Avenir Next" w:hAnsi="Avenir Next" w:cs="Avenir Next" w:eastAsia="Avenir Next"/>
                 <w:i/>
                 <w:color w:val="1A1A1A"/>
+                <w:sz w:val="22"/>
+                <w:szCs w:val="18"/>
+              </w:rPr>
+              <w:t xml:space="preserve">Bianca is missing </w:t>
+            </w:r>
+            <w:r>
+              <w:rPr>
+                <w:rFonts w:ascii="Avenir Next" w:hAnsi="Avenir Next" w:cs="Avenir Next" w:eastAsia="Avenir Next"/>
+                <w:color w:val="1A1A1A"/>
                 <w:sz w:val="18"/>
                 <w:szCs w:val="18"/>
-              </w:rPr>
-              <w:t xml:space="preserve">Bianca is missing </w:t>
+                <w:u w:val="single"/>
+              </w:rPr>
+              <w:t xml:space="preserve">      </w:t>
+            </w:r>
+            <w:r>
+              <w:rPr>
+                <w:rFonts w:ascii="Avenir Next" w:hAnsi="Avenir Next" w:cs="Avenir Next" w:eastAsia="Avenir Next"/>
+                <w:i/>
+                <w:color w:val="1A1A1A"/>
+                <w:sz w:val="22"/>
+                <w:szCs w:val="18"/>
+              </w:rPr>
+              <w:t xml:space="preserve">. For example, </w:t>
             </w:r>
             <w:r>
               <w:rPr>
@@ -5124,27 +5155,7 @@
                 <w:rFonts w:ascii="Avenir Next" w:hAnsi="Avenir Next" w:cs="Avenir Next" w:eastAsia="Avenir Next"/>
                 <w:i/>
                 <w:color w:val="1A1A1A"/>
-                <w:sz w:val="18"/>
-                <w:szCs w:val="18"/>
-              </w:rPr>
-              <w:t xml:space="preserve">. For example, </w:t>
-            </w:r>
-            <w:r>
-              <w:rPr>
-                <w:rFonts w:ascii="Avenir Next" w:hAnsi="Avenir Next" w:cs="Avenir Next" w:eastAsia="Avenir Next"/>
-                <w:color w:val="1A1A1A"/>
-                <w:sz w:val="18"/>
-                <w:szCs w:val="18"/>
-                <w:u w:val="single"/>
-              </w:rPr>
-              <w:t xml:space="preserve">      </w:t>
-            </w:r>
-            <w:r>
-              <w:rPr>
-                <w:rFonts w:ascii="Avenir Next" w:hAnsi="Avenir Next" w:cs="Avenir Next" w:eastAsia="Avenir Next"/>
-                <w:i/>
-                <w:color w:val="1A1A1A"/>
-                <w:sz w:val="18"/>
+                <w:sz w:val="22"/>
                 <w:szCs w:val="18"/>
               </w:rPr>
               <w:t xml:space="preserve"> is also a solution.</w:t>
@@ -5231,6 +5242,7 @@
     </w:p>
     <w:p>
       <w:pPr>
+        <w:pStyle w:val="Heading2"/>
         <w:keepNext/>
         <w:pBdr>
           <w:bottom w:val="single" w:sz="8" w:space="3" w:color="003A70"/>
@@ -5246,7 +5258,7 @@
           <w:b/>
           <w:color w:val="003A70"/>
           <w:spacing w:val="14"/>
-          <w:sz w:val="21"/>
+          <w:sz w:val="22"/>
           <w:szCs w:val="21"/>
         </w:rPr>
         <w:t xml:space="preserve">TEST PRACTICE</w:t>
@@ -5265,7 +5277,7 @@
           <w:rFonts w:ascii="Avenir Next" w:hAnsi="Avenir Next" w:cs="Avenir Next" w:eastAsia="Avenir Next"/>
           <w:i/>
           <w:color w:val="5A5F66"/>
-          <w:sz w:val="17"/>
+          <w:sz w:val="22"/>
           <w:szCs w:val="17"/>
         </w:rPr>
         <w:t xml:space="preserve">choose the best answer</w:t>
@@ -5435,25 +5447,25 @@
                       <w:rFonts w:ascii="Avenir Next" w:hAnsi="Avenir Next" w:cs="Avenir Next" w:eastAsia="Avenir Next"/>
                       <w:b/>
                       <w:color w:val="003A70"/>
+                      <w:sz w:val="22"/>
+                      <w:szCs w:val="21"/>
+                    </w:rPr>
+                    <w:t xml:space="preserve">A</w:t>
+                  </w:r>
+                  <w:r>
+                    <w:rPr>
+                      <w:rFonts w:ascii="Avenir Next" w:hAnsi="Avenir Next" w:cs="Avenir Next" w:eastAsia="Avenir Next"/>
+                      <w:color w:val="1A1A1A"/>
                       <w:sz w:val="21"/>
                       <w:szCs w:val="21"/>
                     </w:rPr>
-                    <w:t xml:space="preserve">A</w:t>
-                  </w:r>
-                  <w:r>
-                    <w:rPr>
-                      <w:rFonts w:ascii="Avenir Next" w:hAnsi="Avenir Next" w:cs="Avenir Next" w:eastAsia="Avenir Next"/>
-                      <w:color w:val="1A1A1A"/>
-                      <w:sz w:val="21"/>
-                      <w:szCs w:val="21"/>
-                    </w:rPr>
                     <w:tab/>
                   </w:r>
                   <w:r>
                     <w:rPr>
                       <w:rFonts w:ascii="Avenir Next" w:hAnsi="Avenir Next" w:cs="Avenir Next" w:eastAsia="Avenir Next"/>
                       <w:color w:val="1A1A1A"/>
-                      <w:sz w:val="21"/>
+                      <w:sz w:val="22"/>
                       <w:szCs w:val="21"/>
                     </w:rPr>
                     <w:t xml:space="preserve">−3</w:t>
@@ -5478,25 +5490,25 @@
                       <w:rFonts w:ascii="Avenir Next" w:hAnsi="Avenir Next" w:cs="Avenir Next" w:eastAsia="Avenir Next"/>
                       <w:b/>
                       <w:color w:val="003A70"/>
+                      <w:sz w:val="22"/>
+                      <w:szCs w:val="21"/>
+                    </w:rPr>
+                    <w:t xml:space="preserve">B</w:t>
+                  </w:r>
+                  <w:r>
+                    <w:rPr>
+                      <w:rFonts w:ascii="Avenir Next" w:hAnsi="Avenir Next" w:cs="Avenir Next" w:eastAsia="Avenir Next"/>
+                      <w:color w:val="1A1A1A"/>
                       <w:sz w:val="21"/>
                       <w:szCs w:val="21"/>
                     </w:rPr>
-                    <w:t xml:space="preserve">B</w:t>
-                  </w:r>
-                  <w:r>
-                    <w:rPr>
-                      <w:rFonts w:ascii="Avenir Next" w:hAnsi="Avenir Next" w:cs="Avenir Next" w:eastAsia="Avenir Next"/>
-                      <w:color w:val="1A1A1A"/>
-                      <w:sz w:val="21"/>
-                      <w:szCs w:val="21"/>
-                    </w:rPr>
                     <w:tab/>
                   </w:r>
                   <w:r>
                     <w:rPr>
                       <w:rFonts w:ascii="Avenir Next" w:hAnsi="Avenir Next" w:cs="Avenir Next" w:eastAsia="Avenir Next"/>
                       <w:color w:val="1A1A1A"/>
-                      <w:sz w:val="21"/>
+                      <w:sz w:val="22"/>
                       <w:szCs w:val="21"/>
                     </w:rPr>
                     <w:t xml:space="preserve">−2</w:t>
@@ -5521,25 +5533,25 @@
                       <w:rFonts w:ascii="Avenir Next" w:hAnsi="Avenir Next" w:cs="Avenir Next" w:eastAsia="Avenir Next"/>
                       <w:b/>
                       <w:color w:val="003A70"/>
+                      <w:sz w:val="22"/>
+                      <w:szCs w:val="21"/>
+                    </w:rPr>
+                    <w:t xml:space="preserve">C</w:t>
+                  </w:r>
+                  <w:r>
+                    <w:rPr>
+                      <w:rFonts w:ascii="Avenir Next" w:hAnsi="Avenir Next" w:cs="Avenir Next" w:eastAsia="Avenir Next"/>
+                      <w:color w:val="1A1A1A"/>
                       <w:sz w:val="21"/>
                       <w:szCs w:val="21"/>
                     </w:rPr>
-                    <w:t xml:space="preserve">C</w:t>
-                  </w:r>
-                  <w:r>
-                    <w:rPr>
-                      <w:rFonts w:ascii="Avenir Next" w:hAnsi="Avenir Next" w:cs="Avenir Next" w:eastAsia="Avenir Next"/>
-                      <w:color w:val="1A1A1A"/>
-                      <w:sz w:val="21"/>
-                      <w:szCs w:val="21"/>
-                    </w:rPr>
                     <w:tab/>
                   </w:r>
                   <w:r>
                     <w:rPr>
                       <w:rFonts w:ascii="Avenir Next" w:hAnsi="Avenir Next" w:cs="Avenir Next" w:eastAsia="Avenir Next"/>
                       <w:color w:val="1A1A1A"/>
-                      <w:sz w:val="21"/>
+                      <w:sz w:val="22"/>
                       <w:szCs w:val="21"/>
                     </w:rPr>
                     <w:t xml:space="preserve">0</w:t>
@@ -5564,25 +5576,25 @@
                       <w:rFonts w:ascii="Avenir Next" w:hAnsi="Avenir Next" w:cs="Avenir Next" w:eastAsia="Avenir Next"/>
                       <w:b/>
                       <w:color w:val="003A70"/>
+                      <w:sz w:val="22"/>
+                      <w:szCs w:val="21"/>
+                    </w:rPr>
+                    <w:t xml:space="preserve">D</w:t>
+                  </w:r>
+                  <w:r>
+                    <w:rPr>
+                      <w:rFonts w:ascii="Avenir Next" w:hAnsi="Avenir Next" w:cs="Avenir Next" w:eastAsia="Avenir Next"/>
+                      <w:color w:val="1A1A1A"/>
                       <w:sz w:val="21"/>
                       <w:szCs w:val="21"/>
                     </w:rPr>
-                    <w:t xml:space="preserve">D</w:t>
-                  </w:r>
-                  <w:r>
-                    <w:rPr>
-                      <w:rFonts w:ascii="Avenir Next" w:hAnsi="Avenir Next" w:cs="Avenir Next" w:eastAsia="Avenir Next"/>
-                      <w:color w:val="1A1A1A"/>
-                      <w:sz w:val="21"/>
-                      <w:szCs w:val="21"/>
-                    </w:rPr>
                     <w:tab/>
                   </w:r>
                   <w:r>
                     <w:rPr>
                       <w:rFonts w:ascii="Avenir Next" w:hAnsi="Avenir Next" w:cs="Avenir Next" w:eastAsia="Avenir Next"/>
                       <w:color w:val="1A1A1A"/>
-                      <w:sz w:val="21"/>
+                      <w:sz w:val="22"/>
                       <w:szCs w:val="21"/>
                     </w:rPr>
                     <w:t xml:space="preserve">5</w:t>
@@ -5749,25 +5761,25 @@
                       <w:rFonts w:ascii="Avenir Next" w:hAnsi="Avenir Next" w:cs="Avenir Next" w:eastAsia="Avenir Next"/>
                       <w:b/>
                       <w:color w:val="003A70"/>
+                      <w:sz w:val="22"/>
+                      <w:szCs w:val="21"/>
+                    </w:rPr>
+                    <w:t xml:space="preserve">A</w:t>
+                  </w:r>
+                  <w:r>
+                    <w:rPr>
+                      <w:rFonts w:ascii="Avenir Next" w:hAnsi="Avenir Next" w:cs="Avenir Next" w:eastAsia="Avenir Next"/>
+                      <w:color w:val="1A1A1A"/>
                       <w:sz w:val="21"/>
                       <w:szCs w:val="21"/>
                     </w:rPr>
-                    <w:t xml:space="preserve">A</w:t>
-                  </w:r>
-                  <w:r>
-                    <w:rPr>
-                      <w:rFonts w:ascii="Avenir Next" w:hAnsi="Avenir Next" w:cs="Avenir Next" w:eastAsia="Avenir Next"/>
-                      <w:color w:val="1A1A1A"/>
-                      <w:sz w:val="21"/>
-                      <w:szCs w:val="21"/>
-                    </w:rPr>
                     <w:tab/>
                   </w:r>
                   <w:r>
                     <w:rPr>
                       <w:rFonts w:ascii="Avenir Next" w:hAnsi="Avenir Next" w:cs="Avenir Next" w:eastAsia="Avenir Next"/>
                       <w:color w:val="1A1A1A"/>
-                      <w:sz w:val="21"/>
+                      <w:sz w:val="22"/>
                       <w:szCs w:val="21"/>
                     </w:rPr>
                     <w:t xml:space="preserve">12</w:t>
@@ -5792,25 +5804,25 @@
                       <w:rFonts w:ascii="Avenir Next" w:hAnsi="Avenir Next" w:cs="Avenir Next" w:eastAsia="Avenir Next"/>
                       <w:b/>
                       <w:color w:val="003A70"/>
+                      <w:sz w:val="22"/>
+                      <w:szCs w:val="21"/>
+                    </w:rPr>
+                    <w:t xml:space="preserve">B</w:t>
+                  </w:r>
+                  <w:r>
+                    <w:rPr>
+                      <w:rFonts w:ascii="Avenir Next" w:hAnsi="Avenir Next" w:cs="Avenir Next" w:eastAsia="Avenir Next"/>
+                      <w:color w:val="1A1A1A"/>
                       <w:sz w:val="21"/>
                       <w:szCs w:val="21"/>
                     </w:rPr>
-                    <w:t xml:space="preserve">B</w:t>
-                  </w:r>
-                  <w:r>
-                    <w:rPr>
-                      <w:rFonts w:ascii="Avenir Next" w:hAnsi="Avenir Next" w:cs="Avenir Next" w:eastAsia="Avenir Next"/>
-                      <w:color w:val="1A1A1A"/>
-                      <w:sz w:val="21"/>
-                      <w:szCs w:val="21"/>
-                    </w:rPr>
                     <w:tab/>
                   </w:r>
                   <w:r>
                     <w:rPr>
                       <w:rFonts w:ascii="Avenir Next" w:hAnsi="Avenir Next" w:cs="Avenir Next" w:eastAsia="Avenir Next"/>
                       <w:color w:val="1A1A1A"/>
-                      <w:sz w:val="21"/>
+                      <w:sz w:val="22"/>
                       <w:szCs w:val="21"/>
                     </w:rPr>
                     <w:t xml:space="preserve">14.9</w:t>
@@ -5835,25 +5847,25 @@
                       <w:rFonts w:ascii="Avenir Next" w:hAnsi="Avenir Next" w:cs="Avenir Next" w:eastAsia="Avenir Next"/>
                       <w:b/>
                       <w:color w:val="003A70"/>
+                      <w:sz w:val="22"/>
+                      <w:szCs w:val="21"/>
+                    </w:rPr>
+                    <w:t xml:space="preserve">C</w:t>
+                  </w:r>
+                  <w:r>
+                    <w:rPr>
+                      <w:rFonts w:ascii="Avenir Next" w:hAnsi="Avenir Next" w:cs="Avenir Next" w:eastAsia="Avenir Next"/>
+                      <w:color w:val="1A1A1A"/>
                       <w:sz w:val="21"/>
                       <w:szCs w:val="21"/>
                     </w:rPr>
-                    <w:t xml:space="preserve">C</w:t>
-                  </w:r>
-                  <w:r>
-                    <w:rPr>
-                      <w:rFonts w:ascii="Avenir Next" w:hAnsi="Avenir Next" w:cs="Avenir Next" w:eastAsia="Avenir Next"/>
-                      <w:color w:val="1A1A1A"/>
-                      <w:sz w:val="21"/>
-                      <w:szCs w:val="21"/>
-                    </w:rPr>
                     <w:tab/>
                   </w:r>
                   <w:r>
                     <w:rPr>
                       <w:rFonts w:ascii="Avenir Next" w:hAnsi="Avenir Next" w:cs="Avenir Next" w:eastAsia="Avenir Next"/>
                       <w:color w:val="1A1A1A"/>
-                      <w:sz w:val="21"/>
+                      <w:sz w:val="22"/>
                       <w:szCs w:val="21"/>
                     </w:rPr>
                     <w:t xml:space="preserve">15</w:t>
@@ -5878,25 +5890,25 @@
                       <w:rFonts w:ascii="Avenir Next" w:hAnsi="Avenir Next" w:cs="Avenir Next" w:eastAsia="Avenir Next"/>
                       <w:b/>
                       <w:color w:val="003A70"/>
+                      <w:sz w:val="22"/>
+                      <w:szCs w:val="21"/>
+                    </w:rPr>
+                    <w:t xml:space="preserve">D</w:t>
+                  </w:r>
+                  <w:r>
+                    <w:rPr>
+                      <w:rFonts w:ascii="Avenir Next" w:hAnsi="Avenir Next" w:cs="Avenir Next" w:eastAsia="Avenir Next"/>
+                      <w:color w:val="1A1A1A"/>
                       <w:sz w:val="21"/>
                       <w:szCs w:val="21"/>
                     </w:rPr>
-                    <w:t xml:space="preserve">D</w:t>
-                  </w:r>
-                  <w:r>
-                    <w:rPr>
-                      <w:rFonts w:ascii="Avenir Next" w:hAnsi="Avenir Next" w:cs="Avenir Next" w:eastAsia="Avenir Next"/>
-                      <w:color w:val="1A1A1A"/>
-                      <w:sz w:val="21"/>
-                      <w:szCs w:val="21"/>
-                    </w:rPr>
                     <w:tab/>
                   </w:r>
                   <w:r>
                     <w:rPr>
                       <w:rFonts w:ascii="Avenir Next" w:hAnsi="Avenir Next" w:cs="Avenir Next" w:eastAsia="Avenir Next"/>
                       <w:color w:val="1A1A1A"/>
-                      <w:sz w:val="21"/>
+                      <w:sz w:val="22"/>
                       <w:szCs w:val="21"/>
                     </w:rPr>
                     <w:t xml:space="preserve">15.5</w:t>
@@ -5962,6 +5974,7 @@
           </w:tcPr>
           <w:p>
             <w:pPr>
+              <w:pStyle w:val="Heading2"/>
               <w:spacing w:before="0" w:after="0" w:line="240" w:lineRule="auto"/>
             </w:pPr>
             <w:r>
@@ -5999,7 +6012,7 @@
               <w:rPr>
                 <w:rFonts w:ascii="Avenir Next" w:hAnsi="Avenir Next" w:cs="Avenir Next" w:eastAsia="Avenir Next"/>
                 <w:color w:val="1A1A1A"/>
-                <w:sz w:val="17"/>
+                <w:sz w:val="22"/>
                 <w:szCs w:val="17"/>
               </w:rPr>
               <w:t xml:space="preserve">  I can do this on my own</w:t>
@@ -6028,7 +6041,7 @@
               <w:rPr>
                 <w:rFonts w:ascii="Avenir Next" w:hAnsi="Avenir Next" w:cs="Avenir Next" w:eastAsia="Avenir Next"/>
                 <w:color w:val="1A1A1A"/>
-                <w:sz w:val="17"/>
+                <w:sz w:val="22"/>
                 <w:szCs w:val="17"/>
               </w:rPr>
               <w:t xml:space="preserve">  I need a little help</w:t>
@@ -6057,7 +6070,7 @@
               <w:rPr>
                 <w:rFonts w:ascii="Avenir Next" w:hAnsi="Avenir Next" w:cs="Avenir Next" w:eastAsia="Avenir Next"/>
                 <w:color w:val="1A1A1A"/>
-                <w:sz w:val="17"/>
+                <w:sz w:val="22"/>
                 <w:szCs w:val="17"/>
               </w:rPr>
               <w:t xml:space="preserve">  I have a question about #</w:t>
@@ -6164,7 +6177,106 @@
               <w:sz w:val="15"/>
               <w:szCs w:val="15"/>
             </w:rPr>
-            <w:t xml:space="preserve">Lesson 8-5  ·  Homework Packet  ·  Level 1</w:t>
+            <w:t xml:space="preserve">8-5 · Page </w:t>
+          </w:r>
+          <w:r>
+            <w:rPr>
+              <w:rFonts w:ascii="Avenir Next" w:hAnsi="Avenir Next" w:cs="Avenir Next" w:eastAsia="Avenir Next"/>
+              <w:color w:val="5A5F66"/>
+              <w:sz w:val="15"/>
+              <w:szCs w:val="15"/>
+            </w:rPr>
+            <w:fldChar w:fldCharType="begin"/>
+          </w:r>
+          <w:r>
+            <w:rPr>
+              <w:rFonts w:ascii="Avenir Next" w:hAnsi="Avenir Next" w:cs="Avenir Next" w:eastAsia="Avenir Next"/>
+              <w:color w:val="5A5F66"/>
+              <w:sz w:val="15"/>
+              <w:szCs w:val="15"/>
+            </w:rPr>
+            <w:instrText xml:space="preserve"> PAGE </w:instrText>
+          </w:r>
+          <w:r>
+            <w:rPr>
+              <w:rFonts w:ascii="Avenir Next" w:hAnsi="Avenir Next" w:cs="Avenir Next" w:eastAsia="Avenir Next"/>
+              <w:color w:val="5A5F66"/>
+              <w:sz w:val="15"/>
+              <w:szCs w:val="15"/>
+            </w:rPr>
+            <w:fldChar w:fldCharType="separate"/>
+          </w:r>
+          <w:r>
+            <w:rPr>
+              <w:rFonts w:ascii="Avenir Next" w:hAnsi="Avenir Next" w:cs="Avenir Next" w:eastAsia="Avenir Next"/>
+              <w:color w:val="5A5F66"/>
+              <w:sz w:val="15"/>
+              <w:szCs w:val="15"/>
+            </w:rPr>
+            <w:t xml:space="preserve">1</w:t>
+          </w:r>
+          <w:r>
+            <w:rPr>
+              <w:rFonts w:ascii="Avenir Next" w:hAnsi="Avenir Next" w:cs="Avenir Next" w:eastAsia="Avenir Next"/>
+              <w:color w:val="5A5F66"/>
+              <w:sz w:val="15"/>
+              <w:szCs w:val="15"/>
+            </w:rPr>
+            <w:fldChar w:fldCharType="end"/>
+          </w:r>
+          <w:r>
+            <w:rPr>
+              <w:rFonts w:ascii="Avenir Next" w:hAnsi="Avenir Next" w:cs="Avenir Next" w:eastAsia="Avenir Next"/>
+              <w:color w:val="5A5F66"/>
+              <w:sz w:val="15"/>
+              <w:szCs w:val="15"/>
+            </w:rPr>
+            <w:t xml:space="preserve"> of </w:t>
+          </w:r>
+          <w:r>
+            <w:rPr>
+              <w:rFonts w:ascii="Avenir Next" w:hAnsi="Avenir Next" w:cs="Avenir Next" w:eastAsia="Avenir Next"/>
+              <w:color w:val="5A5F66"/>
+              <w:sz w:val="15"/>
+              <w:szCs w:val="15"/>
+            </w:rPr>
+            <w:fldChar w:fldCharType="begin"/>
+          </w:r>
+          <w:r>
+            <w:rPr>
+              <w:rFonts w:ascii="Avenir Next" w:hAnsi="Avenir Next" w:cs="Avenir Next" w:eastAsia="Avenir Next"/>
+              <w:color w:val="5A5F66"/>
+              <w:sz w:val="15"/>
+              <w:szCs w:val="15"/>
+            </w:rPr>
+            <w:instrText xml:space="preserve"> NUMPAGES </w:instrText>
+          </w:r>
+          <w:r>
+            <w:rPr>
+              <w:rFonts w:ascii="Avenir Next" w:hAnsi="Avenir Next" w:cs="Avenir Next" w:eastAsia="Avenir Next"/>
+              <w:color w:val="5A5F66"/>
+              <w:sz w:val="15"/>
+              <w:szCs w:val="15"/>
+            </w:rPr>
+            <w:fldChar w:fldCharType="separate"/>
+          </w:r>
+          <w:r>
+            <w:rPr>
+              <w:rFonts w:ascii="Avenir Next" w:hAnsi="Avenir Next" w:cs="Avenir Next" w:eastAsia="Avenir Next"/>
+              <w:color w:val="5A5F66"/>
+              <w:sz w:val="15"/>
+              <w:szCs w:val="15"/>
+            </w:rPr>
+            <w:t xml:space="preserve">1</w:t>
+          </w:r>
+          <w:r>
+            <w:rPr>
+              <w:rFonts w:ascii="Avenir Next" w:hAnsi="Avenir Next" w:cs="Avenir Next" w:eastAsia="Avenir Next"/>
+              <w:color w:val="5A5F66"/>
+              <w:sz w:val="15"/>
+              <w:szCs w:val="15"/>
+            </w:rPr>
+            <w:fldChar w:fldCharType="end"/>
           </w:r>
         </w:p>
       </w:tc>
@@ -6207,5 +6319,23 @@
       </w:tblCellMar>
     </w:tblPr>
   </w:style>
+  <w:style w:type="paragraph" w:styleId="Heading1">
+    <w:name w:val="heading 1"/>
+    <w:basedOn w:val="Normal"/>
+    <w:pPr>
+      <w:outlineLvl w:val="0"/>
+      <w:keepNext w:val="0"/>
+      <w:keepLines w:val="0"/>
+    </w:pPr>
+  </w:style>
+  <w:style w:type="paragraph" w:styleId="Heading2">
+    <w:name w:val="heading 2"/>
+    <w:basedOn w:val="Normal"/>
+    <w:pPr>
+      <w:outlineLvl w:val="1"/>
+      <w:keepNext w:val="0"/>
+      <w:keepLines w:val="0"/>
+    </w:pPr>
+  </w:style>
 </w:styles>
 </file>